--- a/HW3/ex3_212047542_327703013.docx
+++ b/HW3/ex3_212047542_327703013.docx
@@ -101,19 +101,2346 @@
         <w:rPr>
           <w:b/>
           <w:bCs/>
-          <w:sz w:val="28"/>
-          <w:szCs w:val="28"/>
+          <w:sz w:val="32"/>
+          <w:szCs w:val="32"/>
         </w:rPr>
       </w:pPr>
       <w:r>
         <w:rPr>
           <w:b/>
           <w:bCs/>
-          <w:sz w:val="28"/>
-          <w:szCs w:val="28"/>
-        </w:rPr>
-        <w:t>Section 1</w:t>
-      </w:r>
+          <w:sz w:val="32"/>
+          <w:szCs w:val="32"/>
+        </w:rPr>
+        <w:t>Part A</w:t>
+      </w:r>
+    </w:p>
+    <w:p>
+      <w:pPr>
+        <w:tabs>
+          <w:tab w:val="left" w:pos="1356"/>
+        </w:tabs>
+        <w:rPr>
+          <w:b/>
+          <w:bCs/>
+          <w:sz w:val="24"/>
+          <w:szCs w:val="24"/>
+          <w:lang w:val="en-US"/>
+        </w:rPr>
+      </w:pPr>
+      <w:r>
+        <w:rPr>
+          <w:b/>
+          <w:bCs/>
+          <w:sz w:val="24"/>
+          <w:szCs w:val="24"/>
+          <w:lang w:val="en-US"/>
+        </w:rPr>
+        <w:t>Question 1:</w:t>
+      </w:r>
+    </w:p>
+    <w:p>
+      <w:pPr>
+        <w:tabs>
+          <w:tab w:val="left" w:pos="1356"/>
+        </w:tabs>
+        <w:rPr>
+          <w:sz w:val="24"/>
+          <w:szCs w:val="24"/>
+          <w:lang w:val="en-US"/>
+        </w:rPr>
+      </w:pPr>
+      <w:r>
+        <w:rPr>
+          <w:sz w:val="24"/>
+          <w:szCs w:val="24"/>
+          <w:lang w:val="en-US"/>
+        </w:rPr>
+        <w:t>We first define the variables:</w:t>
+      </w:r>
+    </w:p>
+    <w:p>
+      <w:pPr>
+        <w:pStyle w:val="a8"/>
+        <w:numPr>
+          <w:ilvl w:val="0"/>
+          <w:numId w:val="6"/>
+        </w:numPr>
+        <w:tabs>
+          <w:tab w:val="left" w:pos="1356"/>
+        </w:tabs>
+        <w:rPr>
+          <w:sz w:val="24"/>
+          <w:szCs w:val="24"/>
+          <w:lang w:val="en-US"/>
+        </w:rPr>
+      </w:pPr>
+      <w:r>
+        <w:rPr>
+          <w:sz w:val="24"/>
+          <w:szCs w:val="24"/>
+          <w:lang w:val="en-US"/>
+        </w:rPr>
+        <w:t>Posterior (</w:t>
+      </w:r>
+      <m:oMath>
+        <m:r>
+          <w:rPr>
+            <w:rFonts w:ascii="Cambria Math" w:hAnsi="Cambria Math"/>
+            <w:sz w:val="24"/>
+            <w:szCs w:val="24"/>
+            <w:lang w:val="en-US"/>
+          </w:rPr>
+          <m:t>P(</m:t>
+        </m:r>
+        <m:sSub>
+          <m:sSubPr>
+            <m:ctrlPr>
+              <w:rPr>
+                <w:rFonts w:ascii="Cambria Math" w:hAnsi="Cambria Math"/>
+                <w:i/>
+                <w:sz w:val="24"/>
+                <w:szCs w:val="24"/>
+                <w:lang w:val="en-US"/>
+              </w:rPr>
+            </m:ctrlPr>
+          </m:sSubPr>
+          <m:e>
+            <m:r>
+              <w:rPr>
+                <w:rFonts w:ascii="Cambria Math" w:hAnsi="Cambria Math"/>
+                <w:sz w:val="24"/>
+                <w:szCs w:val="24"/>
+                <w:lang w:val="en-US"/>
+              </w:rPr>
+              <m:t>X</m:t>
+            </m:r>
+          </m:e>
+          <m:sub>
+            <m:r>
+              <w:rPr>
+                <w:rFonts w:ascii="Cambria Math" w:hAnsi="Cambria Math"/>
+                <w:sz w:val="24"/>
+                <w:szCs w:val="24"/>
+                <w:lang w:val="en-US"/>
+              </w:rPr>
+              <m:t>t</m:t>
+            </m:r>
+          </m:sub>
+        </m:sSub>
+        <m:r>
+          <w:rPr>
+            <w:rFonts w:ascii="Cambria Math" w:hAnsi="Cambria Math"/>
+            <w:sz w:val="24"/>
+            <w:szCs w:val="24"/>
+            <w:lang w:val="en-US"/>
+          </w:rPr>
+          <m:t>∣</m:t>
+        </m:r>
+        <m:sSub>
+          <m:sSubPr>
+            <m:ctrlPr>
+              <w:rPr>
+                <w:rFonts w:ascii="Cambria Math" w:hAnsi="Cambria Math"/>
+                <w:i/>
+                <w:sz w:val="24"/>
+                <w:szCs w:val="24"/>
+                <w:lang w:val="en-US"/>
+              </w:rPr>
+            </m:ctrlPr>
+          </m:sSubPr>
+          <m:e>
+            <m:r>
+              <w:rPr>
+                <w:rFonts w:ascii="Cambria Math" w:hAnsi="Cambria Math"/>
+                <w:sz w:val="24"/>
+                <w:szCs w:val="24"/>
+                <w:lang w:val="en-US"/>
+              </w:rPr>
+              <m:t>Z</m:t>
+            </m:r>
+          </m:e>
+          <m:sub>
+            <m:r>
+              <w:rPr>
+                <w:rFonts w:ascii="Cambria Math" w:hAnsi="Cambria Math"/>
+                <w:sz w:val="24"/>
+                <w:szCs w:val="24"/>
+                <w:lang w:val="en-US"/>
+              </w:rPr>
+              <m:t>1:t</m:t>
+            </m:r>
+          </m:sub>
+        </m:sSub>
+        <m:r>
+          <w:rPr>
+            <w:rFonts w:ascii="Cambria Math" w:hAnsi="Cambria Math"/>
+            <w:sz w:val="24"/>
+            <w:szCs w:val="24"/>
+            <w:lang w:val="en-US"/>
+          </w:rPr>
+          <m:t>)</m:t>
+        </m:r>
+      </m:oMath>
+      <w:r>
+        <w:rPr>
+          <w:sz w:val="24"/>
+          <w:szCs w:val="24"/>
+          <w:lang w:val="en-US"/>
+        </w:rPr>
+        <w:t xml:space="preserve">): The updated probability distribution of the hidden state </w:t>
+      </w:r>
+      <m:oMath>
+        <m:sSub>
+          <m:sSubPr>
+            <m:ctrlPr>
+              <w:rPr>
+                <w:rFonts w:ascii="Cambria Math" w:hAnsi="Cambria Math"/>
+                <w:i/>
+                <w:sz w:val="24"/>
+                <w:szCs w:val="24"/>
+                <w:lang w:val="en-US"/>
+              </w:rPr>
+            </m:ctrlPr>
+          </m:sSubPr>
+          <m:e>
+            <m:r>
+              <w:rPr>
+                <w:rFonts w:ascii="Cambria Math" w:hAnsi="Cambria Math"/>
+                <w:sz w:val="24"/>
+                <w:szCs w:val="24"/>
+                <w:lang w:val="en-US"/>
+              </w:rPr>
+              <m:t>X</m:t>
+            </m:r>
+          </m:e>
+          <m:sub>
+            <m:r>
+              <w:rPr>
+                <w:rFonts w:ascii="Cambria Math" w:hAnsi="Cambria Math"/>
+                <w:sz w:val="24"/>
+                <w:szCs w:val="24"/>
+                <w:lang w:val="en-US"/>
+              </w:rPr>
+              <m:t>t</m:t>
+            </m:r>
+          </m:sub>
+        </m:sSub>
+      </m:oMath>
+      <w:r>
+        <w:rPr>
+          <w:sz w:val="24"/>
+          <w:szCs w:val="24"/>
+          <w:lang w:val="en-US"/>
+        </w:rPr>
+        <w:t xml:space="preserve"> after incorporating all available sensor measurements </w:t>
+      </w:r>
+      <m:oMath>
+        <m:sSub>
+          <m:sSubPr>
+            <m:ctrlPr>
+              <w:rPr>
+                <w:rFonts w:ascii="Cambria Math" w:hAnsi="Cambria Math"/>
+                <w:i/>
+                <w:sz w:val="24"/>
+                <w:szCs w:val="24"/>
+                <w:lang w:val="en-US"/>
+              </w:rPr>
+            </m:ctrlPr>
+          </m:sSubPr>
+          <m:e>
+            <m:r>
+              <w:rPr>
+                <w:rFonts w:ascii="Cambria Math" w:hAnsi="Cambria Math"/>
+                <w:sz w:val="24"/>
+                <w:szCs w:val="24"/>
+                <w:lang w:val="en-US"/>
+              </w:rPr>
+              <m:t>Z</m:t>
+            </m:r>
+          </m:e>
+          <m:sub>
+            <m:r>
+              <w:rPr>
+                <w:rFonts w:ascii="Cambria Math" w:hAnsi="Cambria Math"/>
+                <w:sz w:val="24"/>
+                <w:szCs w:val="24"/>
+                <w:lang w:val="en-US"/>
+              </w:rPr>
+              <m:t>1:t</m:t>
+            </m:r>
+          </m:sub>
+        </m:sSub>
+      </m:oMath>
+      <w:r>
+        <w:rPr>
+          <w:sz w:val="24"/>
+          <w:szCs w:val="24"/>
+          <w:lang w:val="en-US"/>
+        </w:rPr>
+        <w:t xml:space="preserve"> </w:t>
+      </w:r>
+      <w:r>
+        <w:rPr>
+          <w:sz w:val="24"/>
+          <w:szCs w:val="24"/>
+          <w:lang w:val="en-US"/>
+        </w:rPr>
+        <w:t>till</w:t>
+      </w:r>
+      <w:r>
+        <w:rPr>
+          <w:sz w:val="24"/>
+          <w:szCs w:val="24"/>
+          <w:lang w:val="en-US"/>
+        </w:rPr>
+        <w:t xml:space="preserve"> the current time step. </w:t>
+      </w:r>
+    </w:p>
+    <w:p>
+      <w:pPr>
+        <w:pStyle w:val="a8"/>
+        <w:numPr>
+          <w:ilvl w:val="0"/>
+          <w:numId w:val="6"/>
+        </w:numPr>
+        <w:tabs>
+          <w:tab w:val="left" w:pos="1356"/>
+        </w:tabs>
+        <w:rPr>
+          <w:sz w:val="24"/>
+          <w:szCs w:val="24"/>
+          <w:lang w:val="en-US"/>
+        </w:rPr>
+      </w:pPr>
+      <w:r>
+        <w:rPr>
+          <w:sz w:val="24"/>
+          <w:szCs w:val="24"/>
+          <w:lang w:val="en-US"/>
+        </w:rPr>
+        <w:t>Prior (</w:t>
+      </w:r>
+      <m:oMath>
+        <m:r>
+          <w:rPr>
+            <w:rFonts w:ascii="Cambria Math" w:hAnsi="Cambria Math"/>
+            <w:sz w:val="24"/>
+            <w:szCs w:val="24"/>
+            <w:lang w:val="en-US"/>
+          </w:rPr>
+          <m:t>P(</m:t>
+        </m:r>
+        <m:sSub>
+          <m:sSubPr>
+            <m:ctrlPr>
+              <w:rPr>
+                <w:rFonts w:ascii="Cambria Math" w:hAnsi="Cambria Math"/>
+                <w:i/>
+                <w:sz w:val="24"/>
+                <w:szCs w:val="24"/>
+                <w:lang w:val="en-US"/>
+              </w:rPr>
+            </m:ctrlPr>
+          </m:sSubPr>
+          <m:e>
+            <m:r>
+              <w:rPr>
+                <w:rFonts w:ascii="Cambria Math" w:hAnsi="Cambria Math"/>
+                <w:sz w:val="24"/>
+                <w:szCs w:val="24"/>
+                <w:lang w:val="en-US"/>
+              </w:rPr>
+              <m:t>X</m:t>
+            </m:r>
+          </m:e>
+          <m:sub>
+            <m:r>
+              <w:rPr>
+                <w:rFonts w:ascii="Cambria Math" w:hAnsi="Cambria Math"/>
+                <w:sz w:val="24"/>
+                <w:szCs w:val="24"/>
+                <w:lang w:val="en-US"/>
+              </w:rPr>
+              <m:t>t</m:t>
+            </m:r>
+          </m:sub>
+        </m:sSub>
+        <m:r>
+          <w:rPr>
+            <w:rFonts w:ascii="Cambria Math" w:hAnsi="Cambria Math"/>
+            <w:sz w:val="24"/>
+            <w:szCs w:val="24"/>
+            <w:lang w:val="en-US"/>
+          </w:rPr>
+          <m:t>∣</m:t>
+        </m:r>
+        <m:sSub>
+          <m:sSubPr>
+            <m:ctrlPr>
+              <w:rPr>
+                <w:rFonts w:ascii="Cambria Math" w:hAnsi="Cambria Math"/>
+                <w:i/>
+                <w:sz w:val="24"/>
+                <w:szCs w:val="24"/>
+                <w:lang w:val="en-US"/>
+              </w:rPr>
+            </m:ctrlPr>
+          </m:sSubPr>
+          <m:e>
+            <m:r>
+              <w:rPr>
+                <w:rFonts w:ascii="Cambria Math" w:hAnsi="Cambria Math"/>
+                <w:sz w:val="24"/>
+                <w:szCs w:val="24"/>
+                <w:lang w:val="en-US"/>
+              </w:rPr>
+              <m:t>Z</m:t>
+            </m:r>
+          </m:e>
+          <m:sub>
+            <m:r>
+              <w:rPr>
+                <w:rFonts w:ascii="Cambria Math" w:hAnsi="Cambria Math"/>
+                <w:sz w:val="24"/>
+                <w:szCs w:val="24"/>
+                <w:lang w:val="en-US"/>
+              </w:rPr>
+              <m:t>1:t-1</m:t>
+            </m:r>
+          </m:sub>
+        </m:sSub>
+        <m:r>
+          <w:rPr>
+            <w:rFonts w:ascii="Cambria Math" w:hAnsi="Cambria Math"/>
+            <w:sz w:val="24"/>
+            <w:szCs w:val="24"/>
+            <w:lang w:val="en-US"/>
+          </w:rPr>
+          <m:t>)</m:t>
+        </m:r>
+      </m:oMath>
+      <w:r>
+        <w:rPr>
+          <w:sz w:val="24"/>
+          <w:szCs w:val="24"/>
+          <w:lang w:val="en-US"/>
+        </w:rPr>
+        <w:t>): The predicted probability distribution of the current state before looking at the new measurement</w:t>
+      </w:r>
+      <w:r>
+        <w:rPr>
+          <w:sz w:val="24"/>
+          <w:szCs w:val="24"/>
+          <w:lang w:val="en-US"/>
+        </w:rPr>
+        <w:t>.</w:t>
+      </w:r>
+      <w:r>
+        <w:rPr>
+          <w:sz w:val="24"/>
+          <w:szCs w:val="24"/>
+          <w:lang w:val="en-US"/>
+        </w:rPr>
+        <w:t xml:space="preserve"> </w:t>
+      </w:r>
+      <w:r>
+        <w:rPr>
+          <w:sz w:val="24"/>
+          <w:szCs w:val="24"/>
+          <w:lang w:val="en-US"/>
+        </w:rPr>
+        <w:t>C</w:t>
+      </w:r>
+      <w:r>
+        <w:rPr>
+          <w:sz w:val="24"/>
+          <w:szCs w:val="24"/>
+          <w:lang w:val="en-US"/>
+        </w:rPr>
+        <w:t xml:space="preserve">omputed purely by projecting the previous state forward using the system's dynamic motion model. </w:t>
+      </w:r>
+    </w:p>
+    <w:p>
+      <w:pPr>
+        <w:pStyle w:val="a8"/>
+        <w:numPr>
+          <w:ilvl w:val="0"/>
+          <w:numId w:val="6"/>
+        </w:numPr>
+        <w:tabs>
+          <w:tab w:val="left" w:pos="1356"/>
+        </w:tabs>
+        <w:rPr>
+          <w:sz w:val="24"/>
+          <w:szCs w:val="24"/>
+          <w:lang w:val="en-US"/>
+        </w:rPr>
+      </w:pPr>
+      <w:r>
+        <w:rPr>
+          <w:sz w:val="24"/>
+          <w:szCs w:val="24"/>
+          <w:lang w:val="en-US"/>
+        </w:rPr>
+        <w:t>Likelihood (</w:t>
+      </w:r>
+      <m:oMath>
+        <m:r>
+          <w:rPr>
+            <w:rFonts w:ascii="Cambria Math" w:hAnsi="Cambria Math"/>
+            <w:sz w:val="24"/>
+            <w:szCs w:val="24"/>
+            <w:lang w:val="en-US"/>
+          </w:rPr>
+          <m:t>P(</m:t>
+        </m:r>
+        <m:sSub>
+          <m:sSubPr>
+            <m:ctrlPr>
+              <w:rPr>
+                <w:rFonts w:ascii="Cambria Math" w:hAnsi="Cambria Math"/>
+                <w:i/>
+                <w:sz w:val="24"/>
+                <w:szCs w:val="24"/>
+                <w:lang w:val="en-US"/>
+              </w:rPr>
+            </m:ctrlPr>
+          </m:sSubPr>
+          <m:e>
+            <m:r>
+              <w:rPr>
+                <w:rFonts w:ascii="Cambria Math" w:hAnsi="Cambria Math"/>
+                <w:sz w:val="24"/>
+                <w:szCs w:val="24"/>
+                <w:lang w:val="en-US"/>
+              </w:rPr>
+              <m:t>Z</m:t>
+            </m:r>
+          </m:e>
+          <m:sub>
+            <m:r>
+              <w:rPr>
+                <w:rFonts w:ascii="Cambria Math" w:hAnsi="Cambria Math"/>
+                <w:sz w:val="24"/>
+                <w:szCs w:val="24"/>
+                <w:lang w:val="en-US"/>
+              </w:rPr>
+              <m:t>t</m:t>
+            </m:r>
+          </m:sub>
+        </m:sSub>
+        <m:r>
+          <w:rPr>
+            <w:rFonts w:ascii="Cambria Math" w:hAnsi="Cambria Math"/>
+            <w:sz w:val="24"/>
+            <w:szCs w:val="24"/>
+            <w:lang w:val="en-US"/>
+          </w:rPr>
+          <m:t>∣</m:t>
+        </m:r>
+        <m:sSub>
+          <m:sSubPr>
+            <m:ctrlPr>
+              <w:rPr>
+                <w:rFonts w:ascii="Cambria Math" w:hAnsi="Cambria Math"/>
+                <w:i/>
+                <w:sz w:val="24"/>
+                <w:szCs w:val="24"/>
+                <w:lang w:val="en-US"/>
+              </w:rPr>
+            </m:ctrlPr>
+          </m:sSubPr>
+          <m:e>
+            <m:r>
+              <w:rPr>
+                <w:rFonts w:ascii="Cambria Math" w:hAnsi="Cambria Math"/>
+                <w:sz w:val="24"/>
+                <w:szCs w:val="24"/>
+                <w:lang w:val="en-US"/>
+              </w:rPr>
+              <m:t>X</m:t>
+            </m:r>
+          </m:e>
+          <m:sub>
+            <m:r>
+              <w:rPr>
+                <w:rFonts w:ascii="Cambria Math" w:hAnsi="Cambria Math"/>
+                <w:sz w:val="24"/>
+                <w:szCs w:val="24"/>
+                <w:lang w:val="en-US"/>
+              </w:rPr>
+              <m:t>t</m:t>
+            </m:r>
+          </m:sub>
+        </m:sSub>
+        <m:r>
+          <w:rPr>
+            <w:rFonts w:ascii="Cambria Math" w:hAnsi="Cambria Math"/>
+            <w:sz w:val="24"/>
+            <w:szCs w:val="24"/>
+            <w:lang w:val="en-US"/>
+          </w:rPr>
+          <m:t>))</m:t>
+        </m:r>
+      </m:oMath>
+      <w:r>
+        <w:rPr>
+          <w:sz w:val="24"/>
+          <w:szCs w:val="24"/>
+          <w:lang w:val="en-US"/>
+        </w:rPr>
+        <w:t xml:space="preserve">: The probability of observing the current measurement </w:t>
+      </w:r>
+      <m:oMath>
+        <m:sSub>
+          <m:sSubPr>
+            <m:ctrlPr>
+              <w:rPr>
+                <w:rFonts w:ascii="Cambria Math" w:hAnsi="Cambria Math"/>
+                <w:i/>
+                <w:sz w:val="24"/>
+                <w:szCs w:val="24"/>
+                <w:lang w:val="en-US"/>
+              </w:rPr>
+            </m:ctrlPr>
+          </m:sSubPr>
+          <m:e>
+            <m:r>
+              <w:rPr>
+                <w:rFonts w:ascii="Cambria Math" w:hAnsi="Cambria Math"/>
+                <w:sz w:val="24"/>
+                <w:szCs w:val="24"/>
+                <w:lang w:val="en-US"/>
+              </w:rPr>
+              <m:t>Z</m:t>
+            </m:r>
+          </m:e>
+          <m:sub>
+            <m:r>
+              <w:rPr>
+                <w:rFonts w:ascii="Cambria Math" w:hAnsi="Cambria Math"/>
+                <w:sz w:val="24"/>
+                <w:szCs w:val="24"/>
+                <w:lang w:val="en-US"/>
+              </w:rPr>
+              <m:t>t</m:t>
+            </m:r>
+          </m:sub>
+        </m:sSub>
+      </m:oMath>
+      <w:r>
+        <w:rPr>
+          <w:sz w:val="24"/>
+          <w:szCs w:val="24"/>
+          <w:lang w:val="en-US"/>
+        </w:rPr>
+        <w:t xml:space="preserve"> given that the system is in a specific candidate state </w:t>
+      </w:r>
+      <m:oMath>
+        <m:sSub>
+          <m:sSubPr>
+            <m:ctrlPr>
+              <w:rPr>
+                <w:rFonts w:ascii="Cambria Math" w:hAnsi="Cambria Math"/>
+                <w:i/>
+                <w:sz w:val="24"/>
+                <w:szCs w:val="24"/>
+                <w:lang w:val="en-US"/>
+              </w:rPr>
+            </m:ctrlPr>
+          </m:sSubPr>
+          <m:e>
+            <m:r>
+              <w:rPr>
+                <w:rFonts w:ascii="Cambria Math" w:hAnsi="Cambria Math"/>
+                <w:sz w:val="24"/>
+                <w:szCs w:val="24"/>
+                <w:lang w:val="en-US"/>
+              </w:rPr>
+              <m:t>X</m:t>
+            </m:r>
+          </m:e>
+          <m:sub>
+            <m:r>
+              <w:rPr>
+                <w:rFonts w:ascii="Cambria Math" w:hAnsi="Cambria Math"/>
+                <w:sz w:val="24"/>
+                <w:szCs w:val="24"/>
+                <w:lang w:val="en-US"/>
+              </w:rPr>
+              <m:t>t</m:t>
+            </m:r>
+          </m:sub>
+        </m:sSub>
+      </m:oMath>
+      <w:r>
+        <w:rPr>
+          <w:sz w:val="24"/>
+          <w:szCs w:val="24"/>
+          <w:lang w:val="en-US"/>
+        </w:rPr>
+        <w:t>. It evaluates how well a candidate hypothesis matches actual sensor data.</w:t>
+      </w:r>
+    </w:p>
+    <w:p>
+      <w:pPr>
+        <w:tabs>
+          <w:tab w:val="left" w:pos="1356"/>
+        </w:tabs>
+        <w:rPr>
+          <w:sz w:val="24"/>
+          <w:szCs w:val="24"/>
+          <w:lang w:val="en-US"/>
+        </w:rPr>
+      </w:pPr>
+      <w:r>
+        <w:rPr>
+          <w:sz w:val="24"/>
+          <w:szCs w:val="24"/>
+          <w:lang w:val="en-US"/>
+        </w:rPr>
+        <w:t xml:space="preserve">The formula </w:t>
+      </w:r>
+      <m:oMath>
+        <m:r>
+          <w:rPr>
+            <w:rFonts w:ascii="Cambria Math" w:hAnsi="Cambria Math"/>
+            <w:sz w:val="24"/>
+            <w:szCs w:val="24"/>
+            <w:lang w:val="en-US"/>
+          </w:rPr>
+          <m:t>Posterior</m:t>
+        </m:r>
+        <m:r>
+          <w:rPr>
+            <w:rFonts w:ascii="Cambria Math" w:hAnsi="Cambria Math"/>
+            <w:sz w:val="24"/>
+            <w:szCs w:val="24"/>
+            <w:lang w:val="en-US"/>
+          </w:rPr>
+          <m:t>∝</m:t>
+        </m:r>
+        <m:r>
+          <w:rPr>
+            <w:rFonts w:ascii="Cambria Math" w:hAnsi="Cambria Math"/>
+            <w:sz w:val="24"/>
+            <w:szCs w:val="24"/>
+            <w:lang w:val="en-US"/>
+          </w:rPr>
+          <m:t xml:space="preserve"> Prior</m:t>
+        </m:r>
+        <m:r>
+          <w:rPr>
+            <w:rFonts w:ascii="Cambria Math" w:hAnsi="Cambria Math"/>
+            <w:sz w:val="24"/>
+            <w:szCs w:val="24"/>
+            <w:lang w:val="en-US"/>
+          </w:rPr>
+          <m:t>×</m:t>
+        </m:r>
+        <m:r>
+          <w:rPr>
+            <w:rFonts w:ascii="Cambria Math" w:hAnsi="Cambria Math"/>
+            <w:sz w:val="24"/>
+            <w:szCs w:val="24"/>
+            <w:lang w:val="en-US"/>
+          </w:rPr>
+          <m:t xml:space="preserve"> Likelihood</m:t>
+        </m:r>
+      </m:oMath>
+      <w:r>
+        <w:rPr>
+          <w:sz w:val="24"/>
+          <w:szCs w:val="24"/>
+          <w:lang w:val="en-US"/>
+        </w:rPr>
+        <w:t xml:space="preserve"> defines the recursive Bayesian update loop used by both Kalman and particle filters to track an object over time. The </w:t>
+      </w:r>
+      <w:r>
+        <w:rPr>
+          <w:sz w:val="24"/>
+          <w:szCs w:val="24"/>
+          <w:lang w:val="en-US"/>
+        </w:rPr>
+        <w:t>prior</w:t>
+      </w:r>
+      <w:r>
+        <w:rPr>
+          <w:sz w:val="24"/>
+          <w:szCs w:val="24"/>
+          <w:lang w:val="en-US"/>
+        </w:rPr>
+        <w:t xml:space="preserve"> represents the predicted state distribution projected forward by a dynamic motion model before seeing new data. The </w:t>
+      </w:r>
+      <w:r>
+        <w:rPr>
+          <w:sz w:val="24"/>
+          <w:szCs w:val="24"/>
+          <w:lang w:val="en-US"/>
+        </w:rPr>
+        <w:t>likelihood</w:t>
+      </w:r>
+      <w:r>
+        <w:rPr>
+          <w:sz w:val="24"/>
+          <w:szCs w:val="24"/>
+          <w:lang w:val="en-US"/>
+        </w:rPr>
+        <w:t xml:space="preserve"> measures how well a candidate state matches the current sensor measurement. Multiplying them yields the </w:t>
+      </w:r>
+      <w:r>
+        <w:rPr>
+          <w:sz w:val="24"/>
+          <w:szCs w:val="24"/>
+          <w:lang w:val="en-US"/>
+        </w:rPr>
+        <w:t>posterior</w:t>
+      </w:r>
+      <w:r>
+        <w:rPr>
+          <w:sz w:val="24"/>
+          <w:szCs w:val="24"/>
+          <w:lang w:val="en-US"/>
+        </w:rPr>
+        <w:t xml:space="preserve">, which is the updated probability distribution of the hidden state given all observed data. While the Kalman filter applies this analytically to update the </w:t>
+      </w:r>
+      <w:proofErr w:type="gramStart"/>
+      <w:r>
+        <w:rPr>
+          <w:sz w:val="24"/>
+          <w:szCs w:val="24"/>
+          <w:lang w:val="en-US"/>
+        </w:rPr>
+        <w:t>mean</w:t>
+      </w:r>
+      <w:proofErr w:type="gramEnd"/>
+      <w:r>
+        <w:rPr>
+          <w:sz w:val="24"/>
+          <w:szCs w:val="24"/>
+          <w:lang w:val="en-US"/>
+        </w:rPr>
+        <w:t xml:space="preserve"> and variance of a Gaussian distribution, the particle filter calculates the prior by propagating individual particles through space and uses the likelihood to </w:t>
+      </w:r>
+      <w:proofErr w:type="gramStart"/>
+      <w:r>
+        <w:rPr>
+          <w:sz w:val="24"/>
+          <w:szCs w:val="24"/>
+          <w:lang w:val="en-US"/>
+        </w:rPr>
+        <w:t>weight</w:t>
+      </w:r>
+      <w:proofErr w:type="gramEnd"/>
+      <w:r>
+        <w:rPr>
+          <w:sz w:val="24"/>
+          <w:szCs w:val="24"/>
+          <w:lang w:val="en-US"/>
+        </w:rPr>
+        <w:t xml:space="preserve"> each particle, allowing it to model non-Gaussian, arbitrary probability shapes. </w:t>
+      </w:r>
+    </w:p>
+    <w:p>
+      <w:pPr>
+        <w:tabs>
+          <w:tab w:val="left" w:pos="1356"/>
+        </w:tabs>
+        <w:rPr>
+          <w:b/>
+          <w:bCs/>
+          <w:sz w:val="24"/>
+          <w:szCs w:val="24"/>
+          <w:lang w:val="en-US"/>
+        </w:rPr>
+      </w:pPr>
+      <w:r>
+        <w:rPr>
+          <w:b/>
+          <w:bCs/>
+          <w:sz w:val="24"/>
+          <w:szCs w:val="24"/>
+          <w:lang w:val="en-US"/>
+        </w:rPr>
+        <w:t>Question 2</w:t>
+      </w:r>
+    </w:p>
+    <w:p>
+      <w:pPr>
+        <w:tabs>
+          <w:tab w:val="left" w:pos="1356"/>
+        </w:tabs>
+        <w:rPr>
+          <w:sz w:val="24"/>
+          <w:szCs w:val="24"/>
+          <w:lang w:val="en-US"/>
+        </w:rPr>
+      </w:pPr>
+      <w:r>
+        <w:rPr>
+          <w:sz w:val="24"/>
+          <w:szCs w:val="24"/>
+          <w:lang w:val="en-US"/>
+        </w:rPr>
+        <w:t xml:space="preserve">a. </w:t>
+      </w:r>
+      <w:r>
+        <w:rPr>
+          <w:sz w:val="24"/>
+          <w:szCs w:val="24"/>
+          <w:lang w:val="en-US"/>
+        </w:rPr>
+        <w:t xml:space="preserve">We use the color histogram to score the patches because it captures the global distribution of colors within the target region, entirely discarding the rigid spatial arrangement of the pixels. </w:t>
+      </w:r>
+      <w:r>
+        <w:rPr>
+          <w:sz w:val="24"/>
+          <w:szCs w:val="24"/>
+          <w:lang w:val="en-US"/>
+        </w:rPr>
+        <w:t>This method has pros and cons:</w:t>
+      </w:r>
+    </w:p>
+    <w:p>
+      <w:pPr>
+        <w:tabs>
+          <w:tab w:val="left" w:pos="1356"/>
+        </w:tabs>
+        <w:rPr>
+          <w:sz w:val="24"/>
+          <w:szCs w:val="24"/>
+          <w:lang w:val="en-US"/>
+        </w:rPr>
+      </w:pPr>
+      <w:r>
+        <w:rPr>
+          <w:sz w:val="24"/>
+          <w:szCs w:val="24"/>
+          <w:lang w:val="en-US"/>
+        </w:rPr>
+        <w:t xml:space="preserve">Pros: </w:t>
+      </w:r>
+      <w:r>
+        <w:rPr>
+          <w:sz w:val="24"/>
+          <w:szCs w:val="24"/>
+          <w:lang w:val="en-US"/>
+        </w:rPr>
+        <w:t>the method</w:t>
+      </w:r>
+      <w:r>
+        <w:rPr>
+          <w:sz w:val="24"/>
+          <w:szCs w:val="24"/>
+          <w:lang w:val="en-US"/>
+        </w:rPr>
+        <w:t xml:space="preserve"> provides high robustness against non-rigid geometric deformations (like a person changing posture), partial occlusions</w:t>
+      </w:r>
+      <w:r>
+        <w:rPr>
+          <w:sz w:val="24"/>
+          <w:szCs w:val="24"/>
+          <w:lang w:val="en-US"/>
+        </w:rPr>
+        <w:t xml:space="preserve"> and</w:t>
+      </w:r>
+      <w:r>
+        <w:rPr>
+          <w:sz w:val="24"/>
+          <w:szCs w:val="24"/>
+          <w:lang w:val="en-US"/>
+        </w:rPr>
+        <w:t xml:space="preserve"> rotations. </w:t>
+      </w:r>
+    </w:p>
+    <w:p>
+      <w:pPr>
+        <w:tabs>
+          <w:tab w:val="left" w:pos="1356"/>
+        </w:tabs>
+        <w:rPr>
+          <w:sz w:val="24"/>
+          <w:szCs w:val="24"/>
+          <w:lang w:val="en-US"/>
+        </w:rPr>
+      </w:pPr>
+      <w:r>
+        <w:rPr>
+          <w:sz w:val="24"/>
+          <w:szCs w:val="24"/>
+          <w:lang w:val="en-US"/>
+        </w:rPr>
+        <w:lastRenderedPageBreak/>
+        <w:t xml:space="preserve">Cons: </w:t>
+      </w:r>
+      <w:r>
+        <w:rPr>
+          <w:sz w:val="24"/>
+          <w:szCs w:val="24"/>
+          <w:lang w:val="en-US"/>
+        </w:rPr>
+        <w:t>the method</w:t>
+      </w:r>
+      <w:r>
+        <w:rPr>
+          <w:sz w:val="24"/>
+          <w:szCs w:val="24"/>
+          <w:lang w:val="en-US"/>
+        </w:rPr>
+        <w:t xml:space="preserve"> completely loses spatial structure information (meaning different spatial patterns with identical color compositions </w:t>
+      </w:r>
+      <w:r>
+        <w:rPr>
+          <w:sz w:val="24"/>
+          <w:szCs w:val="24"/>
+          <w:lang w:val="en-US"/>
+        </w:rPr>
+        <w:t xml:space="preserve">will </w:t>
+      </w:r>
+      <w:r>
+        <w:rPr>
+          <w:sz w:val="24"/>
+          <w:szCs w:val="24"/>
+          <w:lang w:val="en-US"/>
+        </w:rPr>
+        <w:t>yield the same histogram) and can easily drift if the background contains similar background colors.</w:t>
+      </w:r>
+    </w:p>
+    <w:p>
+      <w:pPr>
+        <w:tabs>
+          <w:tab w:val="left" w:pos="1356"/>
+        </w:tabs>
+        <w:rPr>
+          <w:sz w:val="24"/>
+          <w:szCs w:val="24"/>
+          <w:lang w:val="en-US"/>
+        </w:rPr>
+      </w:pPr>
+      <w:r>
+        <w:rPr>
+          <w:sz w:val="24"/>
+          <w:szCs w:val="24"/>
+          <w:lang w:val="en-US"/>
+        </w:rPr>
+        <w:t xml:space="preserve">b. </w:t>
+      </w:r>
+      <w:r>
+        <w:rPr>
+          <w:sz w:val="24"/>
+          <w:szCs w:val="24"/>
+          <w:lang w:val="en-US"/>
+        </w:rPr>
+        <w:t xml:space="preserve">The Sum of Squared Differences (SSD) operates directly in the image pixel space, meaning it compares exact pixel intensities </w:t>
+      </w:r>
+      <w:proofErr w:type="gramStart"/>
+      <w:r>
+        <w:rPr>
+          <w:sz w:val="24"/>
+          <w:szCs w:val="24"/>
+          <w:lang w:val="en-US"/>
+        </w:rPr>
+        <w:t>at</w:t>
+      </w:r>
+      <w:proofErr w:type="gramEnd"/>
+      <w:r>
+        <w:rPr>
+          <w:sz w:val="24"/>
+          <w:szCs w:val="24"/>
+          <w:lang w:val="en-US"/>
+        </w:rPr>
+        <w:t xml:space="preserve"> exact, rigid </w:t>
+      </w:r>
+      <m:oMath>
+        <m:r>
+          <w:rPr>
+            <w:rFonts w:ascii="Cambria Math" w:hAnsi="Cambria Math"/>
+            <w:sz w:val="24"/>
+            <w:szCs w:val="24"/>
+            <w:lang w:val="en-US"/>
+          </w:rPr>
+          <m:t>(x, y)</m:t>
+        </m:r>
+      </m:oMath>
+      <w:r>
+        <w:rPr>
+          <w:sz w:val="24"/>
+          <w:szCs w:val="24"/>
+          <w:lang w:val="en-US"/>
+        </w:rPr>
+        <w:t xml:space="preserve"> coordinate alignments. Th</w:t>
+      </w:r>
+      <w:r>
+        <w:rPr>
+          <w:sz w:val="24"/>
+          <w:szCs w:val="24"/>
+          <w:lang w:val="en-US"/>
+        </w:rPr>
+        <w:t>e method is</w:t>
+      </w:r>
+      <w:r>
+        <w:rPr>
+          <w:sz w:val="24"/>
+          <w:szCs w:val="24"/>
+          <w:lang w:val="en-US"/>
+        </w:rPr>
+        <w:t xml:space="preserve"> extremely sensitive to any spatial modifications. If the tracked object undergoes slight rotation, shape deformation, or translation, the pixel-to-pixel correspondence breaks down, causing the SSD score to </w:t>
+      </w:r>
+      <w:r>
+        <w:rPr>
+          <w:sz w:val="24"/>
+          <w:szCs w:val="24"/>
+          <w:lang w:val="en-US"/>
+        </w:rPr>
+        <w:t>increase</w:t>
+      </w:r>
+      <w:r>
+        <w:rPr>
+          <w:sz w:val="24"/>
+          <w:szCs w:val="24"/>
+          <w:lang w:val="en-US"/>
+        </w:rPr>
+        <w:t xml:space="preserve"> drastically even if the patch is still tracking the correct object.</w:t>
+      </w:r>
+    </w:p>
+    <w:p>
+      <w:pPr>
+        <w:tabs>
+          <w:tab w:val="left" w:pos="1356"/>
+        </w:tabs>
+        <w:rPr>
+          <w:sz w:val="24"/>
+          <w:szCs w:val="24"/>
+          <w:lang w:val="en-US"/>
+        </w:rPr>
+      </w:pPr>
+      <w:r>
+        <w:rPr>
+          <w:sz w:val="24"/>
+          <w:szCs w:val="24"/>
+          <w:lang w:val="en-US"/>
+        </w:rPr>
+        <w:t>c. We can use the</w:t>
+      </w:r>
+      <w:r>
+        <w:rPr>
+          <w:sz w:val="24"/>
+          <w:szCs w:val="24"/>
+          <w:lang w:val="en-US"/>
+        </w:rPr>
+        <w:t xml:space="preserve"> measurement</w:t>
+      </w:r>
+      <w:r>
+        <w:rPr>
+          <w:sz w:val="24"/>
+          <w:szCs w:val="24"/>
+          <w:lang w:val="en-US"/>
+        </w:rPr>
+        <w:t xml:space="preserve"> matrix</w:t>
+      </w:r>
+      <w:r>
+        <w:rPr>
+          <w:sz w:val="24"/>
+          <w:szCs w:val="24"/>
+          <w:lang w:val="en-US"/>
+        </w:rPr>
+        <w:t xml:space="preserve"> of</w:t>
+      </w:r>
+      <w:r>
+        <w:rPr>
+          <w:sz w:val="24"/>
+          <w:szCs w:val="24"/>
+          <w:lang w:val="en-US"/>
+        </w:rPr>
+        <w:t xml:space="preserve"> Structural Similarity Index (SSIM)</w:t>
+      </w:r>
+      <w:r>
+        <w:rPr>
+          <w:sz w:val="24"/>
+          <w:szCs w:val="24"/>
+          <w:lang w:val="en-US"/>
+        </w:rPr>
+        <w:t>:</w:t>
+      </w:r>
+      <w:r>
+        <w:rPr>
+          <w:sz w:val="24"/>
+          <w:szCs w:val="24"/>
+        </w:rPr>
+        <w:t xml:space="preserve"> a classical method that measures the similarity between two patches based on three distinct, perceptually relevant components: luminance (brightness), contrast, and structure (the spatial pattern of pixel intensities). Instead of blindly subtracting pixel values like SSD, SSIM calculates these metrics over local windows using mean, variance, and covariance, focusing on how human vision naturally perceives structural changes in a scene.</w:t>
+      </w:r>
+      <w:r>
+        <w:rPr>
+          <w:sz w:val="24"/>
+          <w:szCs w:val="24"/>
+          <w:lang w:val="en-US"/>
+        </w:rPr>
+        <w:t xml:space="preserve"> The method has the following pros and cons:</w:t>
+      </w:r>
+    </w:p>
+    <w:p>
+      <w:pPr>
+        <w:tabs>
+          <w:tab w:val="left" w:pos="1356"/>
+        </w:tabs>
+        <w:rPr>
+          <w:sz w:val="24"/>
+          <w:szCs w:val="24"/>
+          <w:lang w:val="en-US"/>
+        </w:rPr>
+      </w:pPr>
+      <w:r>
+        <w:rPr>
+          <w:sz w:val="24"/>
+          <w:szCs w:val="24"/>
+          <w:lang w:val="en-US"/>
+        </w:rPr>
+        <w:t xml:space="preserve">Pros: Because it normalizes for luminance and contrast, SSIM handles global lighting shifts and shadows </w:t>
+      </w:r>
+      <w:r>
+        <w:rPr>
+          <w:sz w:val="24"/>
+          <w:szCs w:val="24"/>
+          <w:lang w:val="en-US"/>
+        </w:rPr>
+        <w:t>in a really good manner</w:t>
+      </w:r>
+      <w:r>
+        <w:rPr>
+          <w:sz w:val="24"/>
+          <w:szCs w:val="24"/>
+          <w:lang w:val="en-US"/>
+        </w:rPr>
+        <w:t xml:space="preserve">. It also evaluates local pixel patterns rather than exact pixel-to-pixel alignments, making it </w:t>
+      </w:r>
+      <w:r>
+        <w:rPr>
+          <w:sz w:val="24"/>
+          <w:szCs w:val="24"/>
+          <w:lang w:val="en-US"/>
+        </w:rPr>
+        <w:t>less rigid</w:t>
+      </w:r>
+      <w:r>
+        <w:rPr>
+          <w:sz w:val="24"/>
+          <w:szCs w:val="24"/>
+          <w:lang w:val="en-US"/>
+        </w:rPr>
+        <w:t xml:space="preserve"> than SSD to minor tracking inaccuracies or uniform motion shifts.</w:t>
+      </w:r>
+    </w:p>
+    <w:p>
+      <w:pPr>
+        <w:tabs>
+          <w:tab w:val="left" w:pos="1356"/>
+        </w:tabs>
+        <w:rPr>
+          <w:sz w:val="24"/>
+          <w:szCs w:val="24"/>
+          <w:lang w:val="en-US"/>
+        </w:rPr>
+      </w:pPr>
+      <w:r>
+        <w:rPr>
+          <w:sz w:val="24"/>
+          <w:szCs w:val="24"/>
+          <w:lang w:val="en-US"/>
+        </w:rPr>
+        <w:t xml:space="preserve">Cons: </w:t>
+      </w:r>
+      <w:r>
+        <w:rPr>
+          <w:sz w:val="24"/>
+          <w:szCs w:val="24"/>
+          <w:lang w:val="en-US"/>
+        </w:rPr>
+        <w:t>The method</w:t>
+      </w:r>
+      <w:r>
+        <w:rPr>
+          <w:sz w:val="24"/>
+          <w:szCs w:val="24"/>
+          <w:lang w:val="en-US"/>
+        </w:rPr>
+        <w:t xml:space="preserve"> remains a spatial-domain template matching method. It still struggles with severe non-rigid shape deformations (like a dancing person bending over) because it expects the overall structural layout of the object to stay relatively consistent with the target template. It is also computationally heavier to calculate across 100 particles than a simple color histogram.</w:t>
+      </w:r>
+    </w:p>
+    <w:p>
+      <w:pPr>
+        <w:tabs>
+          <w:tab w:val="left" w:pos="1356"/>
+        </w:tabs>
+        <w:rPr>
+          <w:b/>
+          <w:bCs/>
+          <w:sz w:val="24"/>
+          <w:szCs w:val="24"/>
+          <w:lang w:val="en-US"/>
+        </w:rPr>
+      </w:pPr>
+      <w:r>
+        <w:rPr>
+          <w:b/>
+          <w:bCs/>
+          <w:sz w:val="24"/>
+          <w:szCs w:val="24"/>
+          <w:lang w:val="en-US"/>
+        </w:rPr>
+        <w:t>Question 3</w:t>
+      </w:r>
+    </w:p>
+    <w:p>
+      <w:pPr>
+        <w:tabs>
+          <w:tab w:val="left" w:pos="1356"/>
+        </w:tabs>
+        <w:rPr>
+          <w:sz w:val="24"/>
+          <w:szCs w:val="24"/>
+          <w:lang w:val="en-US"/>
+        </w:rPr>
+      </w:pPr>
+      <w:r>
+        <w:rPr>
+          <w:sz w:val="24"/>
+          <w:szCs w:val="24"/>
+          <w:lang w:val="en-US"/>
+        </w:rPr>
+        <w:t>For</w:t>
+      </w:r>
+      <w:r>
+        <w:rPr>
+          <w:sz w:val="24"/>
+          <w:szCs w:val="24"/>
+          <w:lang w:val="en-US"/>
+        </w:rPr>
+        <w:t xml:space="preserve"> </w:t>
+      </w:r>
+      <w:r>
+        <w:rPr>
+          <w:sz w:val="24"/>
+          <w:szCs w:val="24"/>
+          <w:lang w:val="en-US"/>
+        </w:rPr>
+        <w:t>s</w:t>
+      </w:r>
+      <w:r>
+        <w:rPr>
+          <w:sz w:val="24"/>
+          <w:szCs w:val="24"/>
+          <w:lang w:val="en-US"/>
+        </w:rPr>
+        <w:t xml:space="preserve">cale </w:t>
+      </w:r>
+      <w:r>
+        <w:rPr>
+          <w:sz w:val="24"/>
+          <w:szCs w:val="24"/>
+          <w:lang w:val="en-US"/>
+        </w:rPr>
+        <w:t>c</w:t>
+      </w:r>
+      <w:r>
+        <w:rPr>
+          <w:sz w:val="24"/>
+          <w:szCs w:val="24"/>
+          <w:lang w:val="en-US"/>
+        </w:rPr>
+        <w:t>hanges</w:t>
+      </w:r>
+      <w:r>
+        <w:rPr>
+          <w:sz w:val="24"/>
+          <w:szCs w:val="24"/>
+          <w:lang w:val="en-US"/>
+        </w:rPr>
+        <w:t>,</w:t>
+      </w:r>
+      <w:r>
+        <w:rPr>
+          <w:sz w:val="24"/>
+          <w:szCs w:val="24"/>
+          <w:lang w:val="en-US"/>
+        </w:rPr>
+        <w:t xml:space="preserve"> </w:t>
+      </w:r>
+      <w:r>
+        <w:rPr>
+          <w:sz w:val="24"/>
+          <w:szCs w:val="24"/>
+          <w:lang w:val="en-US"/>
+        </w:rPr>
+        <w:t>t</w:t>
+      </w:r>
+      <w:r>
+        <w:rPr>
+          <w:sz w:val="24"/>
+          <w:szCs w:val="24"/>
+          <w:lang w:val="en-US"/>
+        </w:rPr>
+        <w:t xml:space="preserve">he basic implementation provided in the assignment will struggle or fail because the state vector handles width and height as constants. If a person walks toward or away from the camera, the bounding box remains a fixed size. This causes the box to either crop out parts of the object or sample outside background noise into the histogram, destroying tracking accuracy. To fix this, scale parameters would need to be dynamically added to the state vector. </w:t>
+      </w:r>
+    </w:p>
+    <w:p>
+      <w:pPr>
+        <w:tabs>
+          <w:tab w:val="left" w:pos="1356"/>
+        </w:tabs>
+        <w:rPr>
+          <w:sz w:val="24"/>
+          <w:szCs w:val="24"/>
+          <w:lang w:val="en-US"/>
+        </w:rPr>
+      </w:pPr>
+      <w:r>
+        <w:rPr>
+          <w:sz w:val="24"/>
+          <w:szCs w:val="24"/>
+          <w:lang w:val="en-US"/>
+        </w:rPr>
+        <w:lastRenderedPageBreak/>
+        <w:t>For v</w:t>
+      </w:r>
+      <w:r>
+        <w:rPr>
+          <w:sz w:val="24"/>
+          <w:szCs w:val="24"/>
+          <w:lang w:val="en-US"/>
+        </w:rPr>
+        <w:t xml:space="preserve">iewpoint </w:t>
+      </w:r>
+      <w:r>
+        <w:rPr>
+          <w:sz w:val="24"/>
+          <w:szCs w:val="24"/>
+          <w:lang w:val="en-US"/>
+        </w:rPr>
+        <w:t>c</w:t>
+      </w:r>
+      <w:r>
+        <w:rPr>
+          <w:sz w:val="24"/>
+          <w:szCs w:val="24"/>
+          <w:lang w:val="en-US"/>
+        </w:rPr>
+        <w:t>hanges</w:t>
+      </w:r>
+      <w:r>
+        <w:rPr>
+          <w:sz w:val="24"/>
+          <w:szCs w:val="24"/>
+          <w:lang w:val="en-US"/>
+        </w:rPr>
+        <w:t>, t</w:t>
+      </w:r>
+      <w:r>
+        <w:rPr>
+          <w:sz w:val="24"/>
+          <w:szCs w:val="24"/>
+          <w:lang w:val="en-US"/>
+        </w:rPr>
+        <w:t xml:space="preserve">he particle filter will handle minor to moderate viewpoint changes well because the global color histogram is spatially invariant. For </w:t>
+      </w:r>
+      <w:r>
+        <w:rPr>
+          <w:sz w:val="24"/>
+          <w:szCs w:val="24"/>
+          <w:lang w:val="en-US"/>
+        </w:rPr>
+        <w:t>example</w:t>
+      </w:r>
+      <w:r>
+        <w:rPr>
+          <w:sz w:val="24"/>
+          <w:szCs w:val="24"/>
+          <w:lang w:val="en-US"/>
+        </w:rPr>
+        <w:t xml:space="preserve">, if a person turns around slightly while dancing, the overall color composition remains </w:t>
+      </w:r>
+      <w:r>
+        <w:rPr>
+          <w:sz w:val="24"/>
+          <w:szCs w:val="24"/>
+          <w:lang w:val="en-US"/>
+        </w:rPr>
+        <w:t>roughly the same</w:t>
+      </w:r>
+      <w:r>
+        <w:rPr>
+          <w:sz w:val="24"/>
+          <w:szCs w:val="24"/>
+          <w:lang w:val="en-US"/>
+        </w:rPr>
+        <w:t>. However, if the viewpoint changes drastically (</w:t>
+      </w:r>
+      <w:r>
+        <w:rPr>
+          <w:sz w:val="24"/>
+          <w:szCs w:val="24"/>
+          <w:lang w:val="en-US"/>
+        </w:rPr>
+        <w:t>for example</w:t>
+      </w:r>
+      <w:r>
+        <w:rPr>
+          <w:sz w:val="24"/>
+          <w:szCs w:val="24"/>
+          <w:lang w:val="en-US"/>
+        </w:rPr>
+        <w:t xml:space="preserve">, exposing a side with completely different colors or clothing patterns), the similarity score against the initial template will drop significantly, </w:t>
+      </w:r>
+      <w:r>
+        <w:rPr>
+          <w:sz w:val="24"/>
+          <w:szCs w:val="24"/>
+          <w:lang w:val="en-US"/>
+        </w:rPr>
+        <w:t xml:space="preserve">which will </w:t>
+      </w:r>
+      <w:r>
+        <w:rPr>
+          <w:sz w:val="24"/>
+          <w:szCs w:val="24"/>
+          <w:lang w:val="en-US"/>
+        </w:rPr>
+        <w:t>lead to a tracking failure.</w:t>
+      </w:r>
+    </w:p>
+    <w:p>
+      <w:pPr>
+        <w:tabs>
+          <w:tab w:val="left" w:pos="1356"/>
+        </w:tabs>
+        <w:rPr>
+          <w:b/>
+          <w:bCs/>
+          <w:sz w:val="24"/>
+          <w:szCs w:val="24"/>
+          <w:lang w:val="en-US"/>
+        </w:rPr>
+      </w:pPr>
+      <w:r>
+        <w:rPr>
+          <w:b/>
+          <w:bCs/>
+          <w:sz w:val="24"/>
+          <w:szCs w:val="24"/>
+          <w:lang w:val="en-US"/>
+        </w:rPr>
+        <w:t>Question 4</w:t>
+      </w:r>
+    </w:p>
+    <w:p>
+      <w:pPr>
+        <w:tabs>
+          <w:tab w:val="left" w:pos="1356"/>
+        </w:tabs>
+        <w:rPr>
+          <w:sz w:val="24"/>
+          <w:szCs w:val="24"/>
+          <w:lang w:val="en-US"/>
+        </w:rPr>
+      </w:pPr>
+      <w:r>
+        <w:rPr>
+          <w:sz w:val="24"/>
+          <w:szCs w:val="24"/>
+          <w:lang w:val="en-US"/>
+        </w:rPr>
+        <w:t>For knowing when to update the template, we will m</w:t>
+      </w:r>
+      <w:r>
+        <w:rPr>
+          <w:sz w:val="24"/>
+          <w:szCs w:val="24"/>
+          <w:lang w:val="en-US"/>
+        </w:rPr>
+        <w:t xml:space="preserve">onitor the maximum particle weight </w:t>
+      </w:r>
+      <m:oMath>
+        <m:sSub>
+          <m:sSubPr>
+            <m:ctrlPr>
+              <w:rPr>
+                <w:rFonts w:ascii="Cambria Math" w:hAnsi="Cambria Math"/>
+                <w:i/>
+                <w:sz w:val="24"/>
+                <w:szCs w:val="24"/>
+                <w:lang w:val="en-US"/>
+              </w:rPr>
+            </m:ctrlPr>
+          </m:sSubPr>
+          <m:e>
+            <m:r>
+              <w:rPr>
+                <w:rFonts w:ascii="Cambria Math" w:hAnsi="Cambria Math"/>
+                <w:sz w:val="24"/>
+                <w:szCs w:val="24"/>
+                <w:lang w:val="en-US"/>
+              </w:rPr>
+              <m:t>w</m:t>
+            </m:r>
+          </m:e>
+          <m:sub>
+            <m:r>
+              <w:rPr>
+                <w:rFonts w:ascii="Cambria Math" w:hAnsi="Cambria Math"/>
+                <w:sz w:val="24"/>
+                <w:szCs w:val="24"/>
+                <w:lang w:val="en-US"/>
+              </w:rPr>
+              <m:t>max</m:t>
+            </m:r>
+          </m:sub>
+        </m:sSub>
+        <m:r>
+          <w:rPr>
+            <w:rFonts w:ascii="Cambria Math" w:hAnsi="Cambria Math"/>
+            <w:sz w:val="24"/>
+            <w:szCs w:val="24"/>
+            <w:lang w:val="en-US"/>
+          </w:rPr>
+          <m:t xml:space="preserve"> </m:t>
+        </m:r>
+      </m:oMath>
+      <w:r>
+        <w:rPr>
+          <w:sz w:val="24"/>
+          <w:szCs w:val="24"/>
+          <w:lang w:val="en-US"/>
+        </w:rPr>
+        <w:t>or the similarity score of the best-fitting particle in each frame. If this score drops below a set threshold</w:t>
+      </w:r>
+      <w:r>
+        <w:rPr>
+          <w:sz w:val="24"/>
+          <w:szCs w:val="24"/>
+          <w:lang w:val="en-US"/>
+        </w:rPr>
+        <w:t xml:space="preserve">, </w:t>
+      </w:r>
+      <w:r>
+        <w:rPr>
+          <w:sz w:val="24"/>
+          <w:szCs w:val="24"/>
+          <w:lang w:val="en-US"/>
+        </w:rPr>
+        <w:t>indicating the object's appearance has drifted due to lighting changes or viewpoint shifts</w:t>
+      </w:r>
+      <w:r>
+        <w:rPr>
+          <w:sz w:val="24"/>
+          <w:szCs w:val="24"/>
+          <w:lang w:val="en-US"/>
+        </w:rPr>
+        <w:t xml:space="preserve">, </w:t>
+      </w:r>
+      <w:r>
+        <w:rPr>
+          <w:sz w:val="24"/>
+          <w:szCs w:val="24"/>
+          <w:lang w:val="en-US"/>
+        </w:rPr>
+        <w:t xml:space="preserve">it triggers an update. However, </w:t>
+      </w:r>
+      <w:r>
+        <w:rPr>
+          <w:sz w:val="24"/>
+          <w:szCs w:val="24"/>
+          <w:lang w:val="en-US"/>
+        </w:rPr>
+        <w:t>we will also set a</w:t>
+      </w:r>
+      <w:r>
+        <w:rPr>
+          <w:sz w:val="24"/>
+          <w:szCs w:val="24"/>
+          <w:lang w:val="en-US"/>
+        </w:rPr>
+        <w:t xml:space="preserve"> lower threshold </w:t>
+      </w:r>
+      <w:r>
+        <w:rPr>
+          <w:sz w:val="24"/>
+          <w:szCs w:val="24"/>
+          <w:lang w:val="en-US"/>
+        </w:rPr>
+        <w:t xml:space="preserve">for </w:t>
+      </w:r>
+      <w:r>
+        <w:rPr>
+          <w:sz w:val="24"/>
+          <w:szCs w:val="24"/>
+          <w:lang w:val="en-US"/>
+        </w:rPr>
+        <w:t>freez</w:t>
+      </w:r>
+      <w:r>
+        <w:rPr>
+          <w:sz w:val="24"/>
+          <w:szCs w:val="24"/>
+          <w:lang w:val="en-US"/>
+        </w:rPr>
+        <w:t>ing</w:t>
+      </w:r>
+      <w:r>
+        <w:rPr>
+          <w:sz w:val="24"/>
+          <w:szCs w:val="24"/>
+          <w:lang w:val="en-US"/>
+        </w:rPr>
+        <w:t xml:space="preserve"> updates during severe drops</w:t>
+      </w:r>
+      <w:r>
+        <w:rPr>
+          <w:sz w:val="24"/>
+          <w:szCs w:val="24"/>
+          <w:lang w:val="en-US"/>
+        </w:rPr>
+        <w:t>.</w:t>
+      </w:r>
+      <w:r>
+        <w:rPr>
+          <w:sz w:val="24"/>
+          <w:szCs w:val="24"/>
+          <w:lang w:val="en-US"/>
+        </w:rPr>
+        <w:t xml:space="preserve"> </w:t>
+      </w:r>
+      <w:r>
+        <w:rPr>
+          <w:sz w:val="24"/>
+          <w:szCs w:val="24"/>
+          <w:lang w:val="en-US"/>
+        </w:rPr>
+        <w:t>T</w:t>
+      </w:r>
+      <w:r>
+        <w:rPr>
+          <w:sz w:val="24"/>
+          <w:szCs w:val="24"/>
+          <w:lang w:val="en-US"/>
+        </w:rPr>
+        <w:t>his</w:t>
+      </w:r>
+      <w:r>
+        <w:rPr>
+          <w:sz w:val="24"/>
+          <w:szCs w:val="24"/>
+          <w:lang w:val="en-US"/>
+        </w:rPr>
+        <w:t xml:space="preserve"> will</w:t>
+      </w:r>
+      <w:r>
+        <w:rPr>
+          <w:sz w:val="24"/>
+          <w:szCs w:val="24"/>
+          <w:lang w:val="en-US"/>
+        </w:rPr>
+        <w:t xml:space="preserve"> prevent the template from accidentally adapting to a passing obstacle or background clutter (occlusion drift). </w:t>
+      </w:r>
+    </w:p>
+    <w:p>
+      <w:pPr>
+        <w:tabs>
+          <w:tab w:val="left" w:pos="1356"/>
+        </w:tabs>
+        <w:rPr>
+          <w:sz w:val="24"/>
+          <w:szCs w:val="24"/>
+          <w:lang w:val="en-US"/>
+        </w:rPr>
+      </w:pPr>
+      <w:r>
+        <w:rPr>
+          <w:sz w:val="24"/>
+          <w:szCs w:val="24"/>
+          <w:lang w:val="en-US"/>
+        </w:rPr>
+        <w:t xml:space="preserve">For </w:t>
+      </w:r>
+      <w:r>
+        <w:rPr>
+          <w:sz w:val="24"/>
+          <w:szCs w:val="24"/>
+          <w:lang w:val="en-US"/>
+        </w:rPr>
+        <w:t>d</w:t>
+      </w:r>
+      <w:r>
+        <w:rPr>
+          <w:sz w:val="24"/>
+          <w:szCs w:val="24"/>
+          <w:lang w:val="en-US"/>
+        </w:rPr>
+        <w:t>etermin</w:t>
+      </w:r>
+      <w:r>
+        <w:rPr>
+          <w:sz w:val="24"/>
+          <w:szCs w:val="24"/>
+          <w:lang w:val="en-US"/>
+        </w:rPr>
+        <w:t>ing</w:t>
+      </w:r>
+      <w:r>
+        <w:rPr>
+          <w:sz w:val="24"/>
+          <w:szCs w:val="24"/>
+          <w:lang w:val="en-US"/>
+        </w:rPr>
+        <w:t xml:space="preserve"> the </w:t>
+      </w:r>
+      <w:r>
+        <w:rPr>
+          <w:sz w:val="24"/>
+          <w:szCs w:val="24"/>
+          <w:lang w:val="en-US"/>
+        </w:rPr>
+        <w:t>n</w:t>
+      </w:r>
+      <w:r>
+        <w:rPr>
+          <w:sz w:val="24"/>
+          <w:szCs w:val="24"/>
+          <w:lang w:val="en-US"/>
+        </w:rPr>
+        <w:t xml:space="preserve">ew </w:t>
+      </w:r>
+      <w:r>
+        <w:rPr>
+          <w:sz w:val="24"/>
+          <w:szCs w:val="24"/>
+          <w:lang w:val="en-US"/>
+        </w:rPr>
+        <w:t>t</w:t>
+      </w:r>
+      <w:r>
+        <w:rPr>
+          <w:sz w:val="24"/>
+          <w:szCs w:val="24"/>
+          <w:lang w:val="en-US"/>
+        </w:rPr>
+        <w:t xml:space="preserve">emplate </w:t>
+      </w:r>
+      <w:r>
+        <w:rPr>
+          <w:sz w:val="24"/>
+          <w:szCs w:val="24"/>
+          <w:lang w:val="en-US"/>
+        </w:rPr>
+        <w:t>p</w:t>
+      </w:r>
+      <w:r>
+        <w:rPr>
+          <w:sz w:val="24"/>
+          <w:szCs w:val="24"/>
+          <w:lang w:val="en-US"/>
+        </w:rPr>
+        <w:t>atch</w:t>
+      </w:r>
+      <w:r>
+        <w:rPr>
+          <w:sz w:val="24"/>
+          <w:szCs w:val="24"/>
+          <w:lang w:val="en-US"/>
+        </w:rPr>
+        <w:t>,</w:t>
+      </w:r>
+      <w:r>
+        <w:rPr>
+          <w:sz w:val="24"/>
+          <w:szCs w:val="24"/>
+          <w:lang w:val="en-US"/>
+        </w:rPr>
+        <w:t xml:space="preserve"> </w:t>
+      </w:r>
+      <w:r>
+        <w:rPr>
+          <w:sz w:val="24"/>
+          <w:szCs w:val="24"/>
+          <w:lang w:val="en-US"/>
+        </w:rPr>
+        <w:t>i</w:t>
+      </w:r>
+      <w:r>
+        <w:rPr>
+          <w:sz w:val="24"/>
+          <w:szCs w:val="24"/>
+          <w:lang w:val="en-US"/>
+        </w:rPr>
+        <w:t>nstead of replacing the template directly with the current frame's best patch</w:t>
+      </w:r>
+      <w:r>
+        <w:rPr>
+          <w:sz w:val="24"/>
+          <w:szCs w:val="24"/>
+          <w:lang w:val="en-US"/>
+        </w:rPr>
+        <w:t xml:space="preserve">, </w:t>
+      </w:r>
+      <w:r>
+        <w:rPr>
+          <w:sz w:val="24"/>
+          <w:szCs w:val="24"/>
+          <w:lang w:val="en-US"/>
+        </w:rPr>
+        <w:t>which causes rapid error accumulation and drift</w:t>
+      </w:r>
+      <w:r>
+        <w:rPr>
+          <w:sz w:val="24"/>
+          <w:szCs w:val="24"/>
+          <w:lang w:val="en-US"/>
+        </w:rPr>
+        <w:t xml:space="preserve">, we will </w:t>
+      </w:r>
+      <w:r>
+        <w:rPr>
+          <w:sz w:val="24"/>
+          <w:szCs w:val="24"/>
+          <w:lang w:val="en-US"/>
+        </w:rPr>
+        <w:t>use a running average to smoothly blend the original template (</w:t>
+      </w:r>
+      <m:oMath>
+        <m:sSub>
+          <m:sSubPr>
+            <m:ctrlPr>
+              <w:rPr>
+                <w:rFonts w:ascii="Cambria Math" w:hAnsi="Cambria Math"/>
+                <w:i/>
+                <w:sz w:val="24"/>
+                <w:szCs w:val="24"/>
+                <w:lang w:val="en-US"/>
+              </w:rPr>
+            </m:ctrlPr>
+          </m:sSubPr>
+          <m:e>
+            <m:r>
+              <w:rPr>
+                <w:rFonts w:ascii="Cambria Math" w:hAnsi="Cambria Math"/>
+                <w:sz w:val="24"/>
+                <w:szCs w:val="24"/>
+                <w:lang w:val="en-US"/>
+              </w:rPr>
+              <m:t>q</m:t>
+            </m:r>
+          </m:e>
+          <m:sub>
+            <m:r>
+              <w:rPr>
+                <w:rFonts w:ascii="Cambria Math" w:hAnsi="Cambria Math"/>
+                <w:sz w:val="24"/>
+                <w:szCs w:val="24"/>
+                <w:lang w:val="en-US"/>
+              </w:rPr>
+              <m:t>o</m:t>
+            </m:r>
+            <m:r>
+              <w:rPr>
+                <w:rFonts w:ascii="Cambria Math" w:hAnsi="Cambria Math"/>
+                <w:sz w:val="24"/>
+                <w:szCs w:val="24"/>
+                <w:lang w:val="en-US"/>
+              </w:rPr>
+              <m:t>rig</m:t>
+            </m:r>
+          </m:sub>
+        </m:sSub>
+      </m:oMath>
+      <w:r>
+        <w:rPr>
+          <w:sz w:val="24"/>
+          <w:szCs w:val="24"/>
+          <w:lang w:val="en-US"/>
+        </w:rPr>
+        <w:t>) with the best particle's histogram (</w:t>
+      </w:r>
+      <m:oMath>
+        <m:sSub>
+          <m:sSubPr>
+            <m:ctrlPr>
+              <w:rPr>
+                <w:rFonts w:ascii="Cambria Math" w:hAnsi="Cambria Math"/>
+                <w:i/>
+                <w:sz w:val="24"/>
+                <w:szCs w:val="24"/>
+                <w:lang w:val="en-US"/>
+              </w:rPr>
+            </m:ctrlPr>
+          </m:sSubPr>
+          <m:e>
+            <m:r>
+              <w:rPr>
+                <w:rFonts w:ascii="Cambria Math" w:hAnsi="Cambria Math"/>
+                <w:sz w:val="24"/>
+                <w:szCs w:val="24"/>
+                <w:lang w:val="en-US"/>
+              </w:rPr>
+              <m:t>p</m:t>
+            </m:r>
+          </m:e>
+          <m:sub>
+            <m:r>
+              <w:rPr>
+                <w:rFonts w:ascii="Cambria Math" w:hAnsi="Cambria Math"/>
+                <w:sz w:val="24"/>
+                <w:szCs w:val="24"/>
+                <w:lang w:val="en-US"/>
+              </w:rPr>
+              <m:t>best</m:t>
+            </m:r>
+          </m:sub>
+        </m:sSub>
+      </m:oMath>
+      <w:r>
+        <w:rPr>
+          <w:sz w:val="24"/>
+          <w:szCs w:val="24"/>
+          <w:lang w:val="en-US"/>
+        </w:rPr>
+        <w:t xml:space="preserve">) from the current frame: </w:t>
+      </w:r>
+    </w:p>
+    <w:p>
+      <w:pPr>
+        <w:tabs>
+          <w:tab w:val="left" w:pos="1356"/>
+        </w:tabs>
+        <w:rPr>
+          <w:sz w:val="24"/>
+          <w:szCs w:val="24"/>
+          <w:lang w:val="en-US"/>
+        </w:rPr>
+      </w:pPr>
+      <m:oMathPara>
+        <m:oMath>
+          <m:sSub>
+            <m:sSubPr>
+              <m:ctrlPr>
+                <w:rPr>
+                  <w:rFonts w:ascii="Cambria Math" w:hAnsi="Cambria Math"/>
+                  <w:i/>
+                  <w:sz w:val="24"/>
+                  <w:szCs w:val="24"/>
+                  <w:lang w:val="en-US"/>
+                </w:rPr>
+              </m:ctrlPr>
+            </m:sSubPr>
+            <m:e>
+              <m:r>
+                <w:rPr>
+                  <w:rFonts w:ascii="Cambria Math" w:hAnsi="Cambria Math"/>
+                  <w:sz w:val="24"/>
+                  <w:szCs w:val="24"/>
+                  <w:lang w:val="en-US"/>
+                </w:rPr>
+                <m:t>q</m:t>
+              </m:r>
+            </m:e>
+            <m:sub>
+              <m:r>
+                <w:rPr>
+                  <w:rFonts w:ascii="Cambria Math" w:hAnsi="Cambria Math"/>
+                  <w:sz w:val="24"/>
+                  <w:szCs w:val="24"/>
+                  <w:lang w:val="en-US"/>
+                </w:rPr>
+                <m:t>n</m:t>
+              </m:r>
+              <m:r>
+                <w:rPr>
+                  <w:rFonts w:ascii="Cambria Math" w:hAnsi="Cambria Math"/>
+                  <w:sz w:val="24"/>
+                  <w:szCs w:val="24"/>
+                  <w:lang w:val="en-US"/>
+                </w:rPr>
+                <m:t>ew</m:t>
+              </m:r>
+            </m:sub>
+          </m:sSub>
+          <m:r>
+            <w:rPr>
+              <w:rFonts w:ascii="Cambria Math" w:hAnsi="Cambria Math"/>
+              <w:sz w:val="24"/>
+              <w:szCs w:val="24"/>
+              <w:lang w:val="en-US"/>
+            </w:rPr>
+            <m:t xml:space="preserve"> = </m:t>
+          </m:r>
+          <m:d>
+            <m:dPr>
+              <m:ctrlPr>
+                <w:rPr>
+                  <w:rFonts w:ascii="Cambria Math" w:hAnsi="Cambria Math"/>
+                  <w:i/>
+                  <w:sz w:val="24"/>
+                  <w:szCs w:val="24"/>
+                  <w:lang w:val="en-US"/>
+                </w:rPr>
+              </m:ctrlPr>
+            </m:dPr>
+            <m:e>
+              <m:r>
+                <w:rPr>
+                  <w:rFonts w:ascii="Cambria Math" w:hAnsi="Cambria Math"/>
+                  <w:sz w:val="24"/>
+                  <w:szCs w:val="24"/>
+                  <w:lang w:val="en-US"/>
+                </w:rPr>
+                <m:t>1</m:t>
+              </m:r>
+              <m:r>
+                <w:rPr>
+                  <w:rFonts w:ascii="Cambria Math" w:hAnsi="Cambria Math"/>
+                  <w:sz w:val="24"/>
+                  <w:szCs w:val="24"/>
+                  <w:lang w:val="en-US"/>
+                </w:rPr>
+                <m:t>-</m:t>
+              </m:r>
+              <m:r>
+                <w:rPr>
+                  <w:rFonts w:ascii="Cambria Math" w:hAnsi="Cambria Math"/>
+                  <w:sz w:val="24"/>
+                  <w:szCs w:val="24"/>
+                  <w:lang w:val="en-US"/>
+                </w:rPr>
+                <m:t>α</m:t>
+              </m:r>
+            </m:e>
+          </m:d>
+          <m:r>
+            <w:rPr>
+              <w:rFonts w:ascii="Cambria Math" w:hAnsi="Cambria Math"/>
+              <w:sz w:val="24"/>
+              <w:szCs w:val="24"/>
+              <w:lang w:val="en-US"/>
+            </w:rPr>
+            <m:t>*</m:t>
+          </m:r>
+          <m:r>
+            <w:rPr>
+              <w:rFonts w:ascii="Cambria Math" w:hAnsi="Cambria Math"/>
+              <w:sz w:val="24"/>
+              <w:szCs w:val="24"/>
+              <w:lang w:val="en-US"/>
+            </w:rPr>
+            <m:t xml:space="preserve"> </m:t>
+          </m:r>
+          <m:sSub>
+            <m:sSubPr>
+              <m:ctrlPr>
+                <w:rPr>
+                  <w:rFonts w:ascii="Cambria Math" w:hAnsi="Cambria Math"/>
+                  <w:i/>
+                  <w:sz w:val="24"/>
+                  <w:szCs w:val="24"/>
+                  <w:lang w:val="en-US"/>
+                </w:rPr>
+              </m:ctrlPr>
+            </m:sSubPr>
+            <m:e>
+              <m:r>
+                <w:rPr>
+                  <w:rFonts w:ascii="Cambria Math" w:hAnsi="Cambria Math"/>
+                  <w:sz w:val="24"/>
+                  <w:szCs w:val="24"/>
+                  <w:lang w:val="en-US"/>
+                </w:rPr>
+                <m:t>q</m:t>
+              </m:r>
+            </m:e>
+            <m:sub>
+              <m:r>
+                <w:rPr>
+                  <w:rFonts w:ascii="Cambria Math" w:hAnsi="Cambria Math"/>
+                  <w:sz w:val="24"/>
+                  <w:szCs w:val="24"/>
+                  <w:lang w:val="en-US"/>
+                </w:rPr>
+                <m:t>prev</m:t>
+              </m:r>
+            </m:sub>
+          </m:sSub>
+          <m:r>
+            <w:rPr>
+              <w:rFonts w:ascii="Cambria Math" w:hAnsi="Cambria Math"/>
+              <w:sz w:val="24"/>
+              <w:szCs w:val="24"/>
+              <w:lang w:val="en-US"/>
+            </w:rPr>
+            <m:t>+</m:t>
+          </m:r>
+          <m:r>
+            <w:rPr>
+              <w:rFonts w:ascii="Cambria Math" w:hAnsi="Cambria Math"/>
+              <w:sz w:val="24"/>
+              <w:szCs w:val="24"/>
+              <w:lang w:val="en-US"/>
+            </w:rPr>
+            <m:t>α⋅</m:t>
+          </m:r>
+          <m:r>
+            <w:rPr>
+              <w:rFonts w:ascii="Cambria Math" w:hAnsi="Cambria Math"/>
+              <w:sz w:val="24"/>
+              <w:szCs w:val="24"/>
+              <w:lang w:val="en-US"/>
+            </w:rPr>
+            <m:t xml:space="preserve"> </m:t>
+          </m:r>
+          <m:sSub>
+            <m:sSubPr>
+              <m:ctrlPr>
+                <w:rPr>
+                  <w:rFonts w:ascii="Cambria Math" w:hAnsi="Cambria Math"/>
+                  <w:i/>
+                  <w:sz w:val="24"/>
+                  <w:szCs w:val="24"/>
+                  <w:lang w:val="en-US"/>
+                </w:rPr>
+              </m:ctrlPr>
+            </m:sSubPr>
+            <m:e>
+              <m:r>
+                <w:rPr>
+                  <w:rFonts w:ascii="Cambria Math" w:hAnsi="Cambria Math"/>
+                  <w:sz w:val="24"/>
+                  <w:szCs w:val="24"/>
+                  <w:lang w:val="en-US"/>
+                </w:rPr>
+                <m:t>p</m:t>
+              </m:r>
+            </m:e>
+            <m:sub>
+              <m:r>
+                <w:rPr>
+                  <w:rFonts w:ascii="Cambria Math" w:hAnsi="Cambria Math"/>
+                  <w:sz w:val="24"/>
+                  <w:szCs w:val="24"/>
+                  <w:lang w:val="en-US"/>
+                </w:rPr>
+                <m:t>best</m:t>
+              </m:r>
+            </m:sub>
+          </m:sSub>
+        </m:oMath>
+      </m:oMathPara>
+    </w:p>
+    <w:p>
+      <w:pPr>
+        <w:tabs>
+          <w:tab w:val="left" w:pos="1356"/>
+        </w:tabs>
+        <w:rPr>
+          <w:sz w:val="24"/>
+          <w:szCs w:val="24"/>
+          <w:lang w:val="en-US"/>
+        </w:rPr>
+      </w:pPr>
+      <w:r>
+        <w:rPr>
+          <w:sz w:val="24"/>
+          <w:szCs w:val="24"/>
+          <w:lang w:val="en-US"/>
+        </w:rPr>
+        <w:t xml:space="preserve">Setting </w:t>
+      </w:r>
+      <w:r>
+        <w:rPr>
+          <w:sz w:val="24"/>
+          <w:szCs w:val="24"/>
+          <w:lang w:val="en-US"/>
+        </w:rPr>
+        <w:t>some</w:t>
+      </w:r>
+      <w:r>
+        <w:rPr>
+          <w:sz w:val="24"/>
+          <w:szCs w:val="24"/>
+          <w:lang w:val="en-US"/>
+        </w:rPr>
+        <w:t xml:space="preserve"> blending factor </w:t>
+      </w:r>
+      <m:oMath>
+        <m:r>
+          <w:rPr>
+            <w:rFonts w:ascii="Cambria Math" w:hAnsi="Cambria Math"/>
+            <w:sz w:val="24"/>
+            <w:szCs w:val="24"/>
+            <w:lang w:val="en-US"/>
+          </w:rPr>
+          <m:t>α</m:t>
+        </m:r>
+      </m:oMath>
+      <w:r>
+        <w:rPr>
+          <w:sz w:val="24"/>
+          <w:szCs w:val="24"/>
+          <w:lang w:val="en-US"/>
+        </w:rPr>
+        <w:t xml:space="preserve"> allows the tracker to adapt dynamically to environmental transformations while preserving the historical identity of the tracked object. </w:t>
+      </w:r>
+    </w:p>
+    <w:p>
+      <w:pPr>
+        <w:tabs>
+          <w:tab w:val="left" w:pos="1356"/>
+        </w:tabs>
+        <w:rPr>
+          <w:sz w:val="24"/>
+          <w:szCs w:val="24"/>
+          <w:lang w:val="en-US"/>
+        </w:rPr>
+      </w:pPr>
+    </w:p>
+    <w:p>
+      <w:pPr>
+        <w:tabs>
+          <w:tab w:val="left" w:pos="1356"/>
+        </w:tabs>
+        <w:rPr>
+          <w:sz w:val="24"/>
+          <w:szCs w:val="24"/>
+          <w:lang w:val="en-US"/>
+        </w:rPr>
+      </w:pPr>
+      <w:r>
+        <w:rPr>
+          <w:sz w:val="24"/>
+          <w:szCs w:val="24"/>
+          <w:lang w:val="en-US"/>
+        </w:rPr>
+        <w:t xml:space="preserve"> </w:t>
+      </w:r>
+    </w:p>
+    <w:p>
+      <w:pPr>
+        <w:tabs>
+          <w:tab w:val="left" w:pos="1356"/>
+        </w:tabs>
+        <w:rPr>
+          <w:sz w:val="24"/>
+          <w:szCs w:val="24"/>
+          <w:lang w:val="en-US"/>
+        </w:rPr>
+      </w:pPr>
+    </w:p>
+    <w:p>
+      <w:pPr>
+        <w:tabs>
+          <w:tab w:val="left" w:pos="1356"/>
+        </w:tabs>
+        <w:rPr>
+          <w:sz w:val="24"/>
+          <w:szCs w:val="24"/>
+          <w:lang w:val="en-US"/>
+        </w:rPr>
+      </w:pPr>
     </w:p>
     <w:p>
       <w:pPr>
@@ -289,6 +2616,95 @@
     </w:lvl>
   </w:abstractNum>
   <w:abstractNum w:abstractNumId="1" w15:restartNumberingAfterBreak="0">
+    <w:nsid w:val="1C38374B"/>
+    <w:multiLevelType w:val="hybridMultilevel"/>
+    <w:tmpl w:val="3E8E1B6C"/>
+    <w:lvl w:ilvl="0" w:tplc="04090019">
+      <w:start w:val="1"/>
+      <w:numFmt w:val="lowerLetter"/>
+      <w:lvlText w:val="%1."/>
+      <w:lvlJc w:val="left"/>
+      <w:pPr>
+        <w:ind w:left="720" w:hanging="360"/>
+      </w:pPr>
+      <w:rPr>
+        <w:rFonts w:hint="default"/>
+      </w:rPr>
+    </w:lvl>
+    <w:lvl w:ilvl="1" w:tplc="04090019" w:tentative="1">
+      <w:start w:val="1"/>
+      <w:numFmt w:val="lowerLetter"/>
+      <w:lvlText w:val="%2."/>
+      <w:lvlJc w:val="left"/>
+      <w:pPr>
+        <w:ind w:left="1440" w:hanging="360"/>
+      </w:pPr>
+    </w:lvl>
+    <w:lvl w:ilvl="2" w:tplc="0409001B" w:tentative="1">
+      <w:start w:val="1"/>
+      <w:numFmt w:val="lowerRoman"/>
+      <w:lvlText w:val="%3."/>
+      <w:lvlJc w:val="right"/>
+      <w:pPr>
+        <w:ind w:left="2160" w:hanging="180"/>
+      </w:pPr>
+    </w:lvl>
+    <w:lvl w:ilvl="3" w:tplc="0409000F" w:tentative="1">
+      <w:start w:val="1"/>
+      <w:numFmt w:val="decimal"/>
+      <w:lvlText w:val="%4."/>
+      <w:lvlJc w:val="left"/>
+      <w:pPr>
+        <w:ind w:left="2880" w:hanging="360"/>
+      </w:pPr>
+    </w:lvl>
+    <w:lvl w:ilvl="4" w:tplc="04090019" w:tentative="1">
+      <w:start w:val="1"/>
+      <w:numFmt w:val="lowerLetter"/>
+      <w:lvlText w:val="%5."/>
+      <w:lvlJc w:val="left"/>
+      <w:pPr>
+        <w:ind w:left="3600" w:hanging="360"/>
+      </w:pPr>
+    </w:lvl>
+    <w:lvl w:ilvl="5" w:tplc="0409001B" w:tentative="1">
+      <w:start w:val="1"/>
+      <w:numFmt w:val="lowerRoman"/>
+      <w:lvlText w:val="%6."/>
+      <w:lvlJc w:val="right"/>
+      <w:pPr>
+        <w:ind w:left="4320" w:hanging="180"/>
+      </w:pPr>
+    </w:lvl>
+    <w:lvl w:ilvl="6" w:tplc="0409000F" w:tentative="1">
+      <w:start w:val="1"/>
+      <w:numFmt w:val="decimal"/>
+      <w:lvlText w:val="%7."/>
+      <w:lvlJc w:val="left"/>
+      <w:pPr>
+        <w:ind w:left="5040" w:hanging="360"/>
+      </w:pPr>
+    </w:lvl>
+    <w:lvl w:ilvl="7" w:tplc="04090019" w:tentative="1">
+      <w:start w:val="1"/>
+      <w:numFmt w:val="lowerLetter"/>
+      <w:lvlText w:val="%8."/>
+      <w:lvlJc w:val="left"/>
+      <w:pPr>
+        <w:ind w:left="5760" w:hanging="360"/>
+      </w:pPr>
+    </w:lvl>
+    <w:lvl w:ilvl="8" w:tplc="0409001B" w:tentative="1">
+      <w:start w:val="1"/>
+      <w:numFmt w:val="lowerRoman"/>
+      <w:lvlText w:val="%9."/>
+      <w:lvlJc w:val="right"/>
+      <w:pPr>
+        <w:ind w:left="6480" w:hanging="180"/>
+      </w:pPr>
+    </w:lvl>
+  </w:abstractNum>
+  <w:abstractNum w:abstractNumId="2" w15:restartNumberingAfterBreak="0">
     <w:nsid w:val="41145BAA"/>
     <w:multiLevelType w:val="multilevel"/>
     <w:tmpl w:val="C1C2E09C"/>
@@ -419,7 +2835,156 @@
       </w:rPr>
     </w:lvl>
   </w:abstractNum>
-  <w:abstractNum w:abstractNumId="2" w15:restartNumberingAfterBreak="0">
+  <w:abstractNum w:abstractNumId="3" w15:restartNumberingAfterBreak="0">
+    <w:nsid w:val="42D11D26"/>
+    <w:multiLevelType w:val="multilevel"/>
+    <w:tmpl w:val="E5AA3D62"/>
+    <w:lvl w:ilvl="0">
+      <w:start w:val="1"/>
+      <w:numFmt w:val="bullet"/>
+      <w:lvlText w:val=""/>
+      <w:lvlJc w:val="left"/>
+      <w:pPr>
+        <w:tabs>
+          <w:tab w:val="num" w:pos="720"/>
+        </w:tabs>
+        <w:ind w:left="720" w:hanging="360"/>
+      </w:pPr>
+      <w:rPr>
+        <w:rFonts w:ascii="Symbol" w:hAnsi="Symbol" w:hint="default"/>
+        <w:sz w:val="20"/>
+      </w:rPr>
+    </w:lvl>
+    <w:lvl w:ilvl="1" w:tentative="1">
+      <w:start w:val="1"/>
+      <w:numFmt w:val="bullet"/>
+      <w:lvlText w:val="o"/>
+      <w:lvlJc w:val="left"/>
+      <w:pPr>
+        <w:tabs>
+          <w:tab w:val="num" w:pos="1440"/>
+        </w:tabs>
+        <w:ind w:left="1440" w:hanging="360"/>
+      </w:pPr>
+      <w:rPr>
+        <w:rFonts w:ascii="Courier New" w:hAnsi="Courier New" w:hint="default"/>
+        <w:sz w:val="20"/>
+      </w:rPr>
+    </w:lvl>
+    <w:lvl w:ilvl="2" w:tentative="1">
+      <w:start w:val="1"/>
+      <w:numFmt w:val="bullet"/>
+      <w:lvlText w:val=""/>
+      <w:lvlJc w:val="left"/>
+      <w:pPr>
+        <w:tabs>
+          <w:tab w:val="num" w:pos="2160"/>
+        </w:tabs>
+        <w:ind w:left="2160" w:hanging="360"/>
+      </w:pPr>
+      <w:rPr>
+        <w:rFonts w:ascii="Wingdings" w:hAnsi="Wingdings" w:hint="default"/>
+        <w:sz w:val="20"/>
+      </w:rPr>
+    </w:lvl>
+    <w:lvl w:ilvl="3" w:tentative="1">
+      <w:start w:val="1"/>
+      <w:numFmt w:val="bullet"/>
+      <w:lvlText w:val=""/>
+      <w:lvlJc w:val="left"/>
+      <w:pPr>
+        <w:tabs>
+          <w:tab w:val="num" w:pos="2880"/>
+        </w:tabs>
+        <w:ind w:left="2880" w:hanging="360"/>
+      </w:pPr>
+      <w:rPr>
+        <w:rFonts w:ascii="Wingdings" w:hAnsi="Wingdings" w:hint="default"/>
+        <w:sz w:val="20"/>
+      </w:rPr>
+    </w:lvl>
+    <w:lvl w:ilvl="4" w:tentative="1">
+      <w:start w:val="1"/>
+      <w:numFmt w:val="bullet"/>
+      <w:lvlText w:val=""/>
+      <w:lvlJc w:val="left"/>
+      <w:pPr>
+        <w:tabs>
+          <w:tab w:val="num" w:pos="3600"/>
+        </w:tabs>
+        <w:ind w:left="3600" w:hanging="360"/>
+      </w:pPr>
+      <w:rPr>
+        <w:rFonts w:ascii="Wingdings" w:hAnsi="Wingdings" w:hint="default"/>
+        <w:sz w:val="20"/>
+      </w:rPr>
+    </w:lvl>
+    <w:lvl w:ilvl="5" w:tentative="1">
+      <w:start w:val="1"/>
+      <w:numFmt w:val="bullet"/>
+      <w:lvlText w:val=""/>
+      <w:lvlJc w:val="left"/>
+      <w:pPr>
+        <w:tabs>
+          <w:tab w:val="num" w:pos="4320"/>
+        </w:tabs>
+        <w:ind w:left="4320" w:hanging="360"/>
+      </w:pPr>
+      <w:rPr>
+        <w:rFonts w:ascii="Wingdings" w:hAnsi="Wingdings" w:hint="default"/>
+        <w:sz w:val="20"/>
+      </w:rPr>
+    </w:lvl>
+    <w:lvl w:ilvl="6" w:tentative="1">
+      <w:start w:val="1"/>
+      <w:numFmt w:val="bullet"/>
+      <w:lvlText w:val=""/>
+      <w:lvlJc w:val="left"/>
+      <w:pPr>
+        <w:tabs>
+          <w:tab w:val="num" w:pos="5040"/>
+        </w:tabs>
+        <w:ind w:left="5040" w:hanging="360"/>
+      </w:pPr>
+      <w:rPr>
+        <w:rFonts w:ascii="Wingdings" w:hAnsi="Wingdings" w:hint="default"/>
+        <w:sz w:val="20"/>
+      </w:rPr>
+    </w:lvl>
+    <w:lvl w:ilvl="7" w:tentative="1">
+      <w:start w:val="1"/>
+      <w:numFmt w:val="bullet"/>
+      <w:lvlText w:val=""/>
+      <w:lvlJc w:val="left"/>
+      <w:pPr>
+        <w:tabs>
+          <w:tab w:val="num" w:pos="5760"/>
+        </w:tabs>
+        <w:ind w:left="5760" w:hanging="360"/>
+      </w:pPr>
+      <w:rPr>
+        <w:rFonts w:ascii="Wingdings" w:hAnsi="Wingdings" w:hint="default"/>
+        <w:sz w:val="20"/>
+      </w:rPr>
+    </w:lvl>
+    <w:lvl w:ilvl="8" w:tentative="1">
+      <w:start w:val="1"/>
+      <w:numFmt w:val="bullet"/>
+      <w:lvlText w:val=""/>
+      <w:lvlJc w:val="left"/>
+      <w:pPr>
+        <w:tabs>
+          <w:tab w:val="num" w:pos="6480"/>
+        </w:tabs>
+        <w:ind w:left="6480" w:hanging="360"/>
+      </w:pPr>
+      <w:rPr>
+        <w:rFonts w:ascii="Wingdings" w:hAnsi="Wingdings" w:hint="default"/>
+        <w:sz w:val="20"/>
+      </w:rPr>
+    </w:lvl>
+  </w:abstractNum>
+  <w:abstractNum w:abstractNumId="4" w15:restartNumberingAfterBreak="0">
     <w:nsid w:val="43264BF8"/>
     <w:multiLevelType w:val="hybridMultilevel"/>
     <w:tmpl w:val="AA7025EA"/>
@@ -508,7 +3073,7 @@
       </w:pPr>
     </w:lvl>
   </w:abstractNum>
-  <w:abstractNum w:abstractNumId="3" w15:restartNumberingAfterBreak="0">
+  <w:abstractNum w:abstractNumId="5" w15:restartNumberingAfterBreak="0">
     <w:nsid w:val="43346C29"/>
     <w:multiLevelType w:val="multilevel"/>
     <w:tmpl w:val="6FE2CD64"/>
@@ -621,7 +3186,156 @@
       </w:rPr>
     </w:lvl>
   </w:abstractNum>
-  <w:abstractNum w:abstractNumId="4" w15:restartNumberingAfterBreak="0">
+  <w:abstractNum w:abstractNumId="6" w15:restartNumberingAfterBreak="0">
+    <w:nsid w:val="4337606B"/>
+    <w:multiLevelType w:val="multilevel"/>
+    <w:tmpl w:val="82E8695A"/>
+    <w:lvl w:ilvl="0">
+      <w:start w:val="1"/>
+      <w:numFmt w:val="bullet"/>
+      <w:lvlText w:val=""/>
+      <w:lvlJc w:val="left"/>
+      <w:pPr>
+        <w:tabs>
+          <w:tab w:val="num" w:pos="720"/>
+        </w:tabs>
+        <w:ind w:left="720" w:hanging="360"/>
+      </w:pPr>
+      <w:rPr>
+        <w:rFonts w:ascii="Symbol" w:hAnsi="Symbol" w:hint="default"/>
+        <w:sz w:val="20"/>
+      </w:rPr>
+    </w:lvl>
+    <w:lvl w:ilvl="1" w:tentative="1">
+      <w:start w:val="1"/>
+      <w:numFmt w:val="bullet"/>
+      <w:lvlText w:val="o"/>
+      <w:lvlJc w:val="left"/>
+      <w:pPr>
+        <w:tabs>
+          <w:tab w:val="num" w:pos="1440"/>
+        </w:tabs>
+        <w:ind w:left="1440" w:hanging="360"/>
+      </w:pPr>
+      <w:rPr>
+        <w:rFonts w:ascii="Courier New" w:hAnsi="Courier New" w:hint="default"/>
+        <w:sz w:val="20"/>
+      </w:rPr>
+    </w:lvl>
+    <w:lvl w:ilvl="2" w:tentative="1">
+      <w:start w:val="1"/>
+      <w:numFmt w:val="bullet"/>
+      <w:lvlText w:val=""/>
+      <w:lvlJc w:val="left"/>
+      <w:pPr>
+        <w:tabs>
+          <w:tab w:val="num" w:pos="2160"/>
+        </w:tabs>
+        <w:ind w:left="2160" w:hanging="360"/>
+      </w:pPr>
+      <w:rPr>
+        <w:rFonts w:ascii="Wingdings" w:hAnsi="Wingdings" w:hint="default"/>
+        <w:sz w:val="20"/>
+      </w:rPr>
+    </w:lvl>
+    <w:lvl w:ilvl="3" w:tentative="1">
+      <w:start w:val="1"/>
+      <w:numFmt w:val="bullet"/>
+      <w:lvlText w:val=""/>
+      <w:lvlJc w:val="left"/>
+      <w:pPr>
+        <w:tabs>
+          <w:tab w:val="num" w:pos="2880"/>
+        </w:tabs>
+        <w:ind w:left="2880" w:hanging="360"/>
+      </w:pPr>
+      <w:rPr>
+        <w:rFonts w:ascii="Wingdings" w:hAnsi="Wingdings" w:hint="default"/>
+        <w:sz w:val="20"/>
+      </w:rPr>
+    </w:lvl>
+    <w:lvl w:ilvl="4" w:tentative="1">
+      <w:start w:val="1"/>
+      <w:numFmt w:val="bullet"/>
+      <w:lvlText w:val=""/>
+      <w:lvlJc w:val="left"/>
+      <w:pPr>
+        <w:tabs>
+          <w:tab w:val="num" w:pos="3600"/>
+        </w:tabs>
+        <w:ind w:left="3600" w:hanging="360"/>
+      </w:pPr>
+      <w:rPr>
+        <w:rFonts w:ascii="Wingdings" w:hAnsi="Wingdings" w:hint="default"/>
+        <w:sz w:val="20"/>
+      </w:rPr>
+    </w:lvl>
+    <w:lvl w:ilvl="5" w:tentative="1">
+      <w:start w:val="1"/>
+      <w:numFmt w:val="bullet"/>
+      <w:lvlText w:val=""/>
+      <w:lvlJc w:val="left"/>
+      <w:pPr>
+        <w:tabs>
+          <w:tab w:val="num" w:pos="4320"/>
+        </w:tabs>
+        <w:ind w:left="4320" w:hanging="360"/>
+      </w:pPr>
+      <w:rPr>
+        <w:rFonts w:ascii="Wingdings" w:hAnsi="Wingdings" w:hint="default"/>
+        <w:sz w:val="20"/>
+      </w:rPr>
+    </w:lvl>
+    <w:lvl w:ilvl="6" w:tentative="1">
+      <w:start w:val="1"/>
+      <w:numFmt w:val="bullet"/>
+      <w:lvlText w:val=""/>
+      <w:lvlJc w:val="left"/>
+      <w:pPr>
+        <w:tabs>
+          <w:tab w:val="num" w:pos="5040"/>
+        </w:tabs>
+        <w:ind w:left="5040" w:hanging="360"/>
+      </w:pPr>
+      <w:rPr>
+        <w:rFonts w:ascii="Wingdings" w:hAnsi="Wingdings" w:hint="default"/>
+        <w:sz w:val="20"/>
+      </w:rPr>
+    </w:lvl>
+    <w:lvl w:ilvl="7" w:tentative="1">
+      <w:start w:val="1"/>
+      <w:numFmt w:val="bullet"/>
+      <w:lvlText w:val=""/>
+      <w:lvlJc w:val="left"/>
+      <w:pPr>
+        <w:tabs>
+          <w:tab w:val="num" w:pos="5760"/>
+        </w:tabs>
+        <w:ind w:left="5760" w:hanging="360"/>
+      </w:pPr>
+      <w:rPr>
+        <w:rFonts w:ascii="Wingdings" w:hAnsi="Wingdings" w:hint="default"/>
+        <w:sz w:val="20"/>
+      </w:rPr>
+    </w:lvl>
+    <w:lvl w:ilvl="8" w:tentative="1">
+      <w:start w:val="1"/>
+      <w:numFmt w:val="bullet"/>
+      <w:lvlText w:val=""/>
+      <w:lvlJc w:val="left"/>
+      <w:pPr>
+        <w:tabs>
+          <w:tab w:val="num" w:pos="6480"/>
+        </w:tabs>
+        <w:ind w:left="6480" w:hanging="360"/>
+      </w:pPr>
+      <w:rPr>
+        <w:rFonts w:ascii="Wingdings" w:hAnsi="Wingdings" w:hint="default"/>
+        <w:sz w:val="20"/>
+      </w:rPr>
+    </w:lvl>
+  </w:abstractNum>
+  <w:abstractNum w:abstractNumId="7" w15:restartNumberingAfterBreak="0">
     <w:nsid w:val="4C535AE5"/>
     <w:multiLevelType w:val="hybridMultilevel"/>
     <w:tmpl w:val="8160DBE2"/>
@@ -711,19 +3425,28 @@
     </w:lvl>
   </w:abstractNum>
   <w:num w:numId="1" w16cid:durableId="1273830004">
-    <w:abstractNumId w:val="1"/>
+    <w:abstractNumId w:val="2"/>
   </w:num>
   <w:num w:numId="2" w16cid:durableId="1648896190">
-    <w:abstractNumId w:val="3"/>
+    <w:abstractNumId w:val="5"/>
   </w:num>
   <w:num w:numId="3" w16cid:durableId="572549868">
-    <w:abstractNumId w:val="4"/>
+    <w:abstractNumId w:val="7"/>
   </w:num>
   <w:num w:numId="4" w16cid:durableId="232594315">
-    <w:abstractNumId w:val="2"/>
+    <w:abstractNumId w:val="4"/>
   </w:num>
   <w:num w:numId="5" w16cid:durableId="899632343">
     <w:abstractNumId w:val="0"/>
+  </w:num>
+  <w:num w:numId="6" w16cid:durableId="406997307">
+    <w:abstractNumId w:val="1"/>
+  </w:num>
+  <w:num w:numId="7" w16cid:durableId="253587797">
+    <w:abstractNumId w:val="6"/>
+  </w:num>
+  <w:num w:numId="8" w16cid:durableId="588738717">
+    <w:abstractNumId w:val="3"/>
   </w:num>
 </w:numbering>
 </file>
@@ -2054,6 +4777,10 @@
 </go:gDocsCustomXmlDataStorage>
 </file>
 
+<file path=customXml/item2.xml><?xml version="1.0" encoding="utf-8"?>
+<b:Sources xmlns:b="http://schemas.openxmlformats.org/officeDocument/2006/bibliography" xmlns="http://schemas.openxmlformats.org/officeDocument/2006/bibliography" SelectedStyle="\APASixthEditionOfficeOnline.xsl" StyleName="APA" Version="6"/>
+</file>
+
 <file path=customXml/itemProps1.xml><?xml version="1.0" encoding="utf-8"?>
 <ds:datastoreItem xmlns:ds="http://schemas.openxmlformats.org/officeDocument/2006/customXml" ds:itemID="{11111111-1234-1234-1234-123412341234}">
   <ds:schemaRefs>
@@ -2061,4 +4788,12 @@
     <ds:schemaRef ds:uri="http://schemas.openxmlformats.org/officeDocument/2006/relationships"/>
   </ds:schemaRefs>
 </ds:datastoreItem>
+</file>
+
+<file path=customXml/itemProps2.xml><?xml version="1.0" encoding="utf-8"?>
+<ds:datastoreItem xmlns:ds="http://schemas.openxmlformats.org/officeDocument/2006/customXml" ds:itemID="{DA0BD7F8-36DA-4C63-AFAC-8270B05BF53A}">
+  <ds:schemaRefs>
+    <ds:schemaRef ds:uri="http://schemas.openxmlformats.org/officeDocument/2006/bibliography"/>
+  </ds:schemaRefs>
+</ds:datastoreItem>
 </file>